--- a/engine/modon_study/MODON_Bibliography_09-08-2026.docx
+++ b/engine/modon_study/MODON_Bibliography_09-08-2026.docx
@@ -1158,6 +1158,152 @@
                 <w:color w:val="1C3A36"/>
                 <w:sz w:val="16"/>
               </w:rPr>
+              <w:t>H1-2026 results announcement (29 Jul 2026)</w:t>
+            </w:r>
+          </w:p>
+        </w:tc>
+        <w:tc>
+          <w:tcPr>
+            <w:tcW w:type="dxa" w:w="1512"/>
+          </w:tcPr>
+          <w:p>
+            <w:pPr>
+              <w:spacing w:after="20"/>
+              <w:jc w:val="right"/>
+            </w:pPr>
+            <w:r>
+              <w:rPr>
+                <w:color w:val="1C3A36"/>
+                <w:sz w:val="16"/>
+              </w:rPr>
+              <w:t>H1-2026</w:t>
+            </w:r>
+          </w:p>
+        </w:tc>
+        <w:tc>
+          <w:tcPr>
+            <w:tcW w:type="dxa" w:w="2304"/>
+          </w:tcPr>
+          <w:p>
+            <w:pPr>
+              <w:spacing w:after="20"/>
+              <w:jc w:val="right"/>
+            </w:pPr>
+            <w:r>
+              <w:rPr>
+                <w:color w:val="1C3A36"/>
+                <w:sz w:val="16"/>
+              </w:rPr>
+              <w:t>modon.com media centre (verified via official-release syndication)</w:t>
+            </w:r>
+          </w:p>
+        </w:tc>
+        <w:tc>
+          <w:tcPr>
+            <w:tcW w:type="dxa" w:w="2016"/>
+          </w:tcPr>
+          <w:p>
+            <w:pPr>
+              <w:spacing w:after="20"/>
+              <w:jc w:val="right"/>
+            </w:pPr>
+            <w:r>
+              <w:rPr>
+                <w:color w:val="1C3A36"/>
+                <w:sz w:val="16"/>
+              </w:rPr>
+              <w:t>backlog 65.4bn/95% dev; H1 sales 26bn; net debt 912; unrestricted cash 8.6bn; adj. EBITDA 3.0bn; 3,613 keys/16 hotels — the revision-2 restrike anchors</w:t>
+            </w:r>
+          </w:p>
+        </w:tc>
+      </w:tr>
+      <w:tr>
+        <w:tc>
+          <w:tcPr>
+            <w:tcW w:type="dxa" w:w="4176"/>
+          </w:tcPr>
+          <w:p>
+            <w:pPr>
+              <w:spacing w:after="20"/>
+            </w:pPr>
+            <w:r>
+              <w:rPr>
+                <w:color w:val="1C3A36"/>
+                <w:sz w:val="16"/>
+              </w:rPr>
+              <w:t>Damodaran emerging-markets industry betas (betaemerg.xls, saved 07-Jan-2026)</w:t>
+            </w:r>
+          </w:p>
+        </w:tc>
+        <w:tc>
+          <w:tcPr>
+            <w:tcW w:type="dxa" w:w="1512"/>
+          </w:tcPr>
+          <w:p>
+            <w:pPr>
+              <w:spacing w:after="20"/>
+              <w:jc w:val="right"/>
+            </w:pPr>
+            <w:r>
+              <w:rPr>
+                <w:color w:val="1C3A36"/>
+                <w:sz w:val="16"/>
+              </w:rPr>
+              <w:t>Jan-2026</w:t>
+            </w:r>
+          </w:p>
+        </w:tc>
+        <w:tc>
+          <w:tcPr>
+            <w:tcW w:type="dxa" w:w="2304"/>
+          </w:tcPr>
+          <w:p>
+            <w:pPr>
+              <w:spacing w:after="20"/>
+              <w:jc w:val="right"/>
+            </w:pPr>
+            <w:r>
+              <w:rPr>
+                <w:color w:val="1C3A36"/>
+                <w:sz w:val="16"/>
+              </w:rPr>
+              <w:t>pages.stern.nyu.edu</w:t>
+            </w:r>
+          </w:p>
+        </w:tc>
+        <w:tc>
+          <w:tcPr>
+            <w:tcW w:type="dxa" w:w="2016"/>
+          </w:tcPr>
+          <w:p>
+            <w:pPr>
+              <w:spacing w:after="20"/>
+              <w:jc w:val="right"/>
+            </w:pPr>
+            <w:r>
+              <w:rPr>
+                <w:color w:val="1C3A36"/>
+                <w:sz w:val="16"/>
+              </w:rPr>
+              <w:t>industry-beta cross-check (RE Development unlevered 0.45; rejected as primary, receipt in the study)</w:t>
+            </w:r>
+          </w:p>
+        </w:tc>
+      </w:tr>
+      <w:tr>
+        <w:tc>
+          <w:tcPr>
+            <w:tcW w:type="dxa" w:w="4176"/>
+          </w:tcPr>
+          <w:p>
+            <w:pPr>
+              <w:spacing w:after="20"/>
+            </w:pPr>
+            <w:r>
+              <w:rPr>
+                <w:color w:val="1C3A36"/>
+                <w:sz w:val="16"/>
+              </w:rPr>
               <w:t>Uploaded ADX daily price history for MODON (1,577 sessions, Dec-2017 – Aug-2026)</w:t>
             </w:r>
           </w:p>
@@ -1212,7 +1358,7 @@
                 <w:color w:val="1C3A36"/>
                 <w:sz w:val="16"/>
               </w:rPr>
-              <w:t>price anchor, volatility model, technical read</w:t>
+              <w:t>price anchor, volatility model, technical read, beta regression (with the 18-name house panel as the proxy composite)</w:t>
             </w:r>
           </w:p>
         </w:tc>
@@ -1373,7 +1519,7 @@
                 <w:color w:val="1C3A36"/>
                 <w:sz w:val="16"/>
               </w:rPr>
-              <w:t>No downloadable series from any of seven sources (single-day quotes at best; API 403s; anti-bot challenges). Beta therefore set to 1.0, flagged, sensitised 0.8–1.2.</w:t>
+              <w:t>No downloadable series from any of seven sources. At revision 2 beta comes from a weekly regression of MODON against an equal-weight composite of the 18 house-library UAE names (3y beta 1.025, R² 0.37, n 155, gate PASS) — adopted 1.03, flagged as a proxy-index regression; the Damodaran industry route (0.45 unlevered) rejected as primary with receipt.</w:t>
             </w:r>
           </w:p>
         </w:tc>
@@ -1828,7 +1974,7 @@
                 <w:color w:val="1C3A36"/>
                 <w:sz w:val="16"/>
               </w:rPr>
-              <w:t>Base sales path: AED 26bn falling to 19bn/yr (vs 33.8bn record)</w:t>
+              <w:t>Base sales path: post-H1 new sales AED 12bn (H2-26), then 30bn fading to 21bn/yr — every year below the 52bn annualised H1 pace</w:t>
             </w:r>
           </w:p>
         </w:tc>
@@ -1846,7 +1992,7 @@
                 <w:color w:val="1C3A36"/>
                 <w:sz w:val="16"/>
               </w:rPr>
-              <w:t>ADREC structural demand; Modon share ~39% of Abu Dhabi residential; H1-26 momentum</w:t>
+              <w:t>H1-2026 ACTUAL sales of 26bn; ADREC structural demand; Modon share of Abu Dhabi residential</w:t>
             </w:r>
           </w:p>
         </w:tc>
@@ -1938,7 +2084,7 @@
                 <w:color w:val="1C3A36"/>
                 <w:sz w:val="16"/>
               </w:rPr>
-              <w:t>Working capital releases from 2027 after absorbing in 2026</w:t>
+              <w:t>Working capital: component build absorbs through FY2028, releases only late</w:t>
             </w:r>
           </w:p>
         </w:tc>
@@ -1956,7 +2102,7 @@
                 <w:color w:val="1C3A36"/>
                 <w:sz w:val="16"/>
               </w:rPr>
-              <w:t>land-bank conversion mechanics; H1-2026 receivable build-up assumed to part-collect</w:t>
+              <w:t>receivable days 440 at both audited anchors; advances cover 1.86x and declining; land-bank draw vs new-WIP add — calibrated at 31-Dec-25 and 30-Jun-26</w:t>
             </w:r>
           </w:p>
         </w:tc>
@@ -1974,7 +2120,7 @@
                 <w:color w:val="1C3A36"/>
                 <w:sz w:val="16"/>
               </w:rPr>
-              <w:t>FY2026 statements showing the related-party receivable book still growing</w:t>
+              <w:t>FY2026 statements showing receivable days rising above ~470, or advances cover falling faster than assumed</w:t>
             </w:r>
           </w:p>
         </w:tc>
@@ -2048,7 +2194,7 @@
                 <w:color w:val="1C3A36"/>
                 <w:sz w:val="16"/>
               </w:rPr>
-              <w:t>Beta 1.0 (tier-3 fallback, flagged)</w:t>
+              <w:t>Beta 1.03 (own-stock regression vs the equal-weight 18-name panel proxy)</w:t>
             </w:r>
           </w:p>
         </w:tc>
@@ -2066,7 +2212,7 @@
                 <w:color w:val="1C3A36"/>
                 <w:sz w:val="16"/>
               </w:rPr>
-              <w:t>no obtainable index history; house precedent on other ADX names</w:t>
+              <w:t>3y weekly beta 1.025 (R² 0.37, n 155, usability gate PASS); 2y 1.055; 5y 1.071; industry route rejected as primary (receipt in the study)</w:t>
             </w:r>
           </w:p>
         </w:tc>
@@ -2084,7 +2230,7 @@
                 <w:color w:val="1C3A36"/>
                 <w:sz w:val="16"/>
               </w:rPr>
-              <w:t>an index series becoming available — the regression then replaces the fallback</w:t>
+              <w:t>the official index becoming downloadable and its regression disagreeing materially with the proxy</w:t>
             </w:r>
           </w:p>
         </w:tc>
@@ -2103,7 +2249,7 @@
                 <w:color w:val="1C3A36"/>
                 <w:sz w:val="16"/>
               </w:rPr>
-              <w:t>Terminal ROIC 8.5% vs FY2025 achieved 6.6%</w:t>
+              <w:t>Terminal ROIC 8.5% — between the FY2025 clean 6.1% and the model's own forward path (~15%)</w:t>
             </w:r>
           </w:p>
         </w:tc>
@@ -2121,7 +2267,7 @@
                 <w:color w:val="1C3A36"/>
                 <w:sz w:val="16"/>
               </w:rPr>
-              <w:t>at-cost land bank converting to recognised profit across the window</w:t>
+              <w:t>at-cost land bank converting to recognised profit; deliberate mean-reversion below the path</w:t>
             </w:r>
           </w:p>
         </w:tc>
@@ -2139,7 +2285,7 @@
                 <w:color w:val="1C3A36"/>
                 <w:sz w:val="16"/>
               </w:rPr>
-              <w:t>land monetisation stalling: at 6.6% terminal ROIC the terminal value roughly halves</w:t>
+              <w:t>land monetisation stalling: at the clean achieved return the terminal value falls ~16% and the DCF ~11% (computed, not estimated)</w:t>
             </w:r>
           </w:p>
         </w:tc>
@@ -2250,6 +2396,1227 @@
                 <w:sz w:val="16"/>
               </w:rPr>
               <w:t>a float event or dividend policy would raise the market lenses' weight</w:t>
+            </w:r>
+          </w:p>
+        </w:tc>
+      </w:tr>
+    </w:tbl>
+    <w:p>
+      <w:pPr>
+        <w:spacing w:after="40"/>
+      </w:pPr>
+    </w:p>
+    <w:p>
+      <w:pPr>
+        <w:spacing w:after="120" w:before="280"/>
+      </w:pPr>
+      <w:r>
+        <w:rPr>
+          <w:b/>
+          <w:i w:val="0"/>
+          <w:color w:val="1C3A36"/>
+          <w:sz w:val="30"/>
+        </w:rPr>
+        <w:t>3b · Corrections adopted at revision 2 (external audits + re-audit)</w:t>
+      </w:r>
+    </w:p>
+    <w:tbl>
+      <w:tblPr>
+        <w:tblW w:type="auto" w:w="0"/>
+        <w:jc w:val="center"/>
+        <w:tblLook w:firstColumn="1" w:firstRow="1" w:lastColumn="0" w:lastRow="0" w:noHBand="0" w:noVBand="1" w:val="04A0"/>
+        <w:tblLayout w:type="fixed"/>
+        <w:tblCellMar>
+          <w:top w:w="40" w:type="dxa"/>
+          <w:left w:w="90" w:type="dxa"/>
+          <w:bottom w:w="40" w:type="dxa"/>
+          <w:right w:w="90" w:type="dxa"/>
+        </w:tblCellMar>
+        <w:tblBorders>
+          <w:top w:val="single" w:sz="4" w:space="0" w:color="C9D4D1"/>
+          <w:left w:val="single" w:sz="4" w:space="0" w:color="C9D4D1"/>
+          <w:bottom w:val="single" w:sz="4" w:space="0" w:color="C9D4D1"/>
+          <w:right w:val="single" w:sz="4" w:space="0" w:color="C9D4D1"/>
+          <w:insideH w:val="single" w:sz="4" w:space="0" w:color="C9D4D1"/>
+          <w:insideV w:val="single" w:sz="4" w:space="0" w:color="C9D4D1"/>
+        </w:tblBorders>
+        <w:tblLayout w:type="fixed"/>
+      </w:tblPr>
+      <w:tblGrid>
+        <w:gridCol w:w="1944"/>
+        <w:gridCol w:w="2520"/>
+        <w:gridCol w:w="2808"/>
+        <w:gridCol w:w="2880"/>
+      </w:tblGrid>
+      <w:tr>
+        <w:tc>
+          <w:tcPr>
+            <w:tcW w:type="dxa" w:w="1944"/>
+            <w:shd w:val="clear" w:color="auto" w:fill="EAF0EE"/>
+          </w:tcPr>
+          <w:p>
+            <w:pPr>
+              <w:spacing w:after="20"/>
+            </w:pPr>
+            <w:r>
+              <w:rPr>
+                <w:b/>
+                <w:color w:val="1C3A36"/>
+                <w:sz w:val="15"/>
+              </w:rPr>
+              <w:t>Item</w:t>
+            </w:r>
+          </w:p>
+        </w:tc>
+        <w:tc>
+          <w:tcPr>
+            <w:tcW w:type="dxa" w:w="2520"/>
+            <w:shd w:val="clear" w:color="auto" w:fill="EAF0EE"/>
+          </w:tcPr>
+          <w:p>
+            <w:pPr>
+              <w:spacing w:after="20"/>
+            </w:pPr>
+            <w:r>
+              <w:rPr>
+                <w:b/>
+                <w:color w:val="1C3A36"/>
+                <w:sz w:val="15"/>
+              </w:rPr>
+              <w:t>First edition</w:t>
+            </w:r>
+          </w:p>
+        </w:tc>
+        <w:tc>
+          <w:tcPr>
+            <w:tcW w:type="dxa" w:w="2808"/>
+            <w:shd w:val="clear" w:color="auto" w:fill="EAF0EE"/>
+          </w:tcPr>
+          <w:p>
+            <w:pPr>
+              <w:spacing w:after="20"/>
+            </w:pPr>
+            <w:r>
+              <w:rPr>
+                <w:b/>
+                <w:color w:val="1C3A36"/>
+                <w:sz w:val="15"/>
+              </w:rPr>
+              <w:t>Revision 2</w:t>
+            </w:r>
+          </w:p>
+        </w:tc>
+        <w:tc>
+          <w:tcPr>
+            <w:tcW w:type="dxa" w:w="2880"/>
+            <w:shd w:val="clear" w:color="auto" w:fill="EAF0EE"/>
+          </w:tcPr>
+          <w:p>
+            <w:pPr>
+              <w:spacing w:after="20"/>
+            </w:pPr>
+            <w:r>
+              <w:rPr>
+                <w:b/>
+                <w:color w:val="1C3A36"/>
+                <w:sz w:val="15"/>
+              </w:rPr>
+              <w:t>Why</w:t>
+            </w:r>
+          </w:p>
+        </w:tc>
+      </w:tr>
+      <w:tr>
+        <w:tc>
+          <w:tcPr>
+            <w:tcW w:type="dxa" w:w="1944"/>
+          </w:tcPr>
+          <w:p>
+            <w:pPr>
+              <w:spacing w:after="20"/>
+            </w:pPr>
+            <w:r>
+              <w:rPr>
+                <w:color w:val="1C3A36"/>
+                <w:sz w:val="15"/>
+              </w:rPr>
+              <w:t>Development backlog driver</w:t>
+            </w:r>
+          </w:p>
+        </w:tc>
+        <w:tc>
+          <w:tcPr>
+            <w:tcW w:type="dxa" w:w="2520"/>
+          </w:tcPr>
+          <w:p>
+            <w:pPr>
+              <w:spacing w:after="20"/>
+              <w:jc w:val="right"/>
+            </w:pPr>
+            <w:r>
+              <w:rPr>
+                <w:color w:val="1C3A36"/>
+                <w:sz w:val="15"/>
+              </w:rPr>
+              <w:t>42,600 (31-Dec-25)</w:t>
+            </w:r>
+          </w:p>
+        </w:tc>
+        <w:tc>
+          <w:tcPr>
+            <w:tcW w:type="dxa" w:w="2808"/>
+          </w:tcPr>
+          <w:p>
+            <w:pPr>
+              <w:spacing w:after="20"/>
+              <w:jc w:val="right"/>
+            </w:pPr>
+            <w:r>
+              <w:rPr>
+                <w:color w:val="1C3A36"/>
+                <w:sz w:val="15"/>
+              </w:rPr>
+              <w:t>62,130 (30-Jun-26, 65.4bn × 95%)</w:t>
+            </w:r>
+          </w:p>
+        </w:tc>
+        <w:tc>
+          <w:tcPr>
+            <w:tcW w:type="dxa" w:w="2880"/>
+          </w:tcPr>
+          <w:p>
+            <w:pPr>
+              <w:spacing w:after="20"/>
+              <w:jc w:val="right"/>
+            </w:pPr>
+            <w:r>
+              <w:rPr>
+                <w:color w:val="1C3A36"/>
+                <w:sz w:val="15"/>
+              </w:rPr>
+              <w:t>H1-2026 release superseded the anchor 11 days before publication</w:t>
+            </w:r>
+          </w:p>
+        </w:tc>
+      </w:tr>
+      <w:tr>
+        <w:tc>
+          <w:tcPr>
+            <w:tcW w:type="dxa" w:w="1944"/>
+          </w:tcPr>
+          <w:p>
+            <w:pPr>
+              <w:spacing w:after="20"/>
+            </w:pPr>
+            <w:r>
+              <w:rPr>
+                <w:color w:val="1C3A36"/>
+                <w:sz w:val="15"/>
+              </w:rPr>
+              <w:t>FY2026 new development sales</w:t>
+            </w:r>
+          </w:p>
+        </w:tc>
+        <w:tc>
+          <w:tcPr>
+            <w:tcW w:type="dxa" w:w="2520"/>
+          </w:tcPr>
+          <w:p>
+            <w:pPr>
+              <w:spacing w:after="20"/>
+              <w:jc w:val="right"/>
+            </w:pPr>
+            <w:r>
+              <w:rPr>
+                <w:color w:val="1C3A36"/>
+                <w:sz w:val="15"/>
+              </w:rPr>
+              <w:t>26,000 assumed for the full year</w:t>
+            </w:r>
+          </w:p>
+        </w:tc>
+        <w:tc>
+          <w:tcPr>
+            <w:tcW w:type="dxa" w:w="2808"/>
+          </w:tcPr>
+          <w:p>
+            <w:pPr>
+              <w:spacing w:after="20"/>
+              <w:jc w:val="right"/>
+            </w:pPr>
+            <w:r>
+              <w:rPr>
+                <w:color w:val="1C3A36"/>
+                <w:sz w:val="15"/>
+              </w:rPr>
+              <w:t>AED 26bn H1 ACTUAL + 12bn H2 assumption</w:t>
+            </w:r>
+          </w:p>
+        </w:tc>
+        <w:tc>
+          <w:tcPr>
+            <w:tcW w:type="dxa" w:w="2880"/>
+          </w:tcPr>
+          <w:p>
+            <w:pPr>
+              <w:spacing w:after="20"/>
+              <w:jc w:val="right"/>
+            </w:pPr>
+            <w:r>
+              <w:rPr>
+                <w:color w:val="1C3A36"/>
+                <w:sz w:val="15"/>
+              </w:rPr>
+              <w:t>the assumption was already achieved in six months</w:t>
+            </w:r>
+          </w:p>
+        </w:tc>
+      </w:tr>
+      <w:tr>
+        <w:tc>
+          <w:tcPr>
+            <w:tcW w:type="dxa" w:w="1944"/>
+          </w:tcPr>
+          <w:p>
+            <w:pPr>
+              <w:spacing w:after="20"/>
+            </w:pPr>
+            <w:r>
+              <w:rPr>
+                <w:color w:val="1C3A36"/>
+                <w:sz w:val="15"/>
+              </w:rPr>
+              <w:t>Bridge cash</w:t>
+            </w:r>
+          </w:p>
+        </w:tc>
+        <w:tc>
+          <w:tcPr>
+            <w:tcW w:type="dxa" w:w="2520"/>
+          </w:tcPr>
+          <w:p>
+            <w:pPr>
+              <w:spacing w:after="20"/>
+              <w:jc w:val="right"/>
+            </w:pPr>
+            <w:r>
+              <w:rPr>
+                <w:color w:val="1C3A36"/>
+                <w:sz w:val="15"/>
+              </w:rPr>
+              <w:t>gross 12,642 incl. ~4.0bn escrow</w:t>
+            </w:r>
+          </w:p>
+        </w:tc>
+        <w:tc>
+          <w:tcPr>
+            <w:tcW w:type="dxa" w:w="2808"/>
+          </w:tcPr>
+          <w:p>
+            <w:pPr>
+              <w:spacing w:after="20"/>
+              <w:jc w:val="right"/>
+            </w:pPr>
+            <w:r>
+              <w:rPr>
+                <w:color w:val="1C3A36"/>
+                <w:sz w:val="15"/>
+              </w:rPr>
+              <w:t>available 8,600 (disclosed)</w:t>
+            </w:r>
+          </w:p>
+        </w:tc>
+        <w:tc>
+          <w:tcPr>
+            <w:tcW w:type="dxa" w:w="2880"/>
+          </w:tcPr>
+          <w:p>
+            <w:pPr>
+              <w:spacing w:after="20"/>
+              <w:jc w:val="right"/>
+            </w:pPr>
+            <w:r>
+              <w:rPr>
+                <w:color w:val="1C3A36"/>
+                <w:sz w:val="15"/>
+              </w:rPr>
+              <w:t>escrow funds completion of the backlog being valued — double-count</w:t>
+            </w:r>
+          </w:p>
+        </w:tc>
+      </w:tr>
+      <w:tr>
+        <w:tc>
+          <w:tcPr>
+            <w:tcW w:type="dxa" w:w="1944"/>
+          </w:tcPr>
+          <w:p>
+            <w:pPr>
+              <w:spacing w:after="20"/>
+            </w:pPr>
+            <w:r>
+              <w:rPr>
+                <w:color w:val="1C3A36"/>
+                <w:sz w:val="15"/>
+              </w:rPr>
+              <w:t>Bridge date</w:t>
+            </w:r>
+          </w:p>
+        </w:tc>
+        <w:tc>
+          <w:tcPr>
+            <w:tcW w:type="dxa" w:w="2520"/>
+          </w:tcPr>
+          <w:p>
+            <w:pPr>
+              <w:spacing w:after="20"/>
+              <w:jc w:val="right"/>
+            </w:pPr>
+            <w:r>
+              <w:rPr>
+                <w:color w:val="1C3A36"/>
+                <w:sz w:val="15"/>
+              </w:rPr>
+              <w:t>31-Dec-2025 rolled 219 days</w:t>
+            </w:r>
+          </w:p>
+        </w:tc>
+        <w:tc>
+          <w:tcPr>
+            <w:tcW w:type="dxa" w:w="2808"/>
+          </w:tcPr>
+          <w:p>
+            <w:pPr>
+              <w:spacing w:after="20"/>
+              <w:jc w:val="right"/>
+            </w:pPr>
+            <w:r>
+              <w:rPr>
+                <w:color w:val="1C3A36"/>
+                <w:sz w:val="15"/>
+              </w:rPr>
+              <w:t>30-Jun-2026 rolled 38 days</w:t>
+            </w:r>
+          </w:p>
+        </w:tc>
+        <w:tc>
+          <w:tcPr>
+            <w:tcW w:type="dxa" w:w="2880"/>
+          </w:tcPr>
+          <w:p>
+            <w:pPr>
+              <w:spacing w:after="20"/>
+              <w:jc w:val="right"/>
+            </w:pPr>
+            <w:r>
+              <w:rPr>
+                <w:color w:val="1C3A36"/>
+                <w:sz w:val="15"/>
+              </w:rPr>
+              <w:t>the balance sheet moved against the roll across that window</w:t>
+            </w:r>
+          </w:p>
+        </w:tc>
+      </w:tr>
+      <w:tr>
+        <w:tc>
+          <w:tcPr>
+            <w:tcW w:type="dxa" w:w="1944"/>
+          </w:tcPr>
+          <w:p>
+            <w:pPr>
+              <w:spacing w:after="20"/>
+            </w:pPr>
+            <w:r>
+              <w:rPr>
+                <w:color w:val="1C3A36"/>
+                <w:sz w:val="15"/>
+              </w:rPr>
+              <w:t>Terminal debt weight</w:t>
+            </w:r>
+          </w:p>
+        </w:tc>
+        <w:tc>
+          <w:tcPr>
+            <w:tcW w:type="dxa" w:w="2520"/>
+          </w:tcPr>
+          <w:p>
+            <w:pPr>
+              <w:spacing w:after="20"/>
+              <w:jc w:val="right"/>
+            </w:pPr>
+            <w:r>
+              <w:rPr>
+                <w:color w:val="1C3A36"/>
+                <w:sz w:val="15"/>
+              </w:rPr>
+              <w:t>assumed 15%</w:t>
+            </w:r>
+          </w:p>
+        </w:tc>
+        <w:tc>
+          <w:tcPr>
+            <w:tcW w:type="dxa" w:w="2808"/>
+          </w:tcPr>
+          <w:p>
+            <w:pPr>
+              <w:spacing w:after="20"/>
+              <w:jc w:val="right"/>
+            </w:pPr>
+            <w:r>
+              <w:rPr>
+                <w:color w:val="1C3A36"/>
+                <w:sz w:val="15"/>
+              </w:rPr>
+              <w:t>derived from the model's own FY2030E (~8%)</w:t>
+            </w:r>
+          </w:p>
+        </w:tc>
+        <w:tc>
+          <w:tcPr>
+            <w:tcW w:type="dxa" w:w="2880"/>
+          </w:tcPr>
+          <w:p>
+            <w:pPr>
+              <w:spacing w:after="20"/>
+              <w:jc w:val="right"/>
+            </w:pPr>
+            <w:r>
+              <w:rPr>
+                <w:color w:val="1C3A36"/>
+                <w:sz w:val="15"/>
+              </w:rPr>
+              <w:t>internal coherence</w:t>
+            </w:r>
+          </w:p>
+        </w:tc>
+      </w:tr>
+      <w:tr>
+        <w:tc>
+          <w:tcPr>
+            <w:tcW w:type="dxa" w:w="1944"/>
+          </w:tcPr>
+          <w:p>
+            <w:pPr>
+              <w:spacing w:after="20"/>
+            </w:pPr>
+            <w:r>
+              <w:rPr>
+                <w:color w:val="1C3A36"/>
+                <w:sz w:val="15"/>
+              </w:rPr>
+              <w:t>Working capital</w:t>
+            </w:r>
+          </w:p>
+        </w:tc>
+        <w:tc>
+          <w:tcPr>
+            <w:tcW w:type="dxa" w:w="2520"/>
+          </w:tcPr>
+          <w:p>
+            <w:pPr>
+              <w:spacing w:after="20"/>
+              <w:jc w:val="right"/>
+            </w:pPr>
+            <w:r>
+              <w:rPr>
+                <w:color w:val="1C3A36"/>
+                <w:sz w:val="15"/>
+              </w:rPr>
+              <w:t>assumed release schedule</w:t>
+            </w:r>
+          </w:p>
+        </w:tc>
+        <w:tc>
+          <w:tcPr>
+            <w:tcW w:type="dxa" w:w="2808"/>
+          </w:tcPr>
+          <w:p>
+            <w:pPr>
+              <w:spacing w:after="20"/>
+              <w:jc w:val="right"/>
+            </w:pPr>
+            <w:r>
+              <w:rPr>
+                <w:color w:val="1C3A36"/>
+                <w:sz w:val="15"/>
+              </w:rPr>
+              <w:t>component build (days/cover/land-bank), absorbing through FY2028</w:t>
+            </w:r>
+          </w:p>
+        </w:tc>
+        <w:tc>
+          <w:tcPr>
+            <w:tcW w:type="dxa" w:w="2880"/>
+          </w:tcPr>
+          <w:p>
+            <w:pPr>
+              <w:spacing w:after="20"/>
+              <w:jc w:val="right"/>
+            </w:pPr>
+            <w:r>
+              <w:rPr>
+                <w:color w:val="1C3A36"/>
+                <w:sz w:val="15"/>
+              </w:rPr>
+              <w:t>H1 actuals show absorption while growth runs</w:t>
+            </w:r>
+          </w:p>
+        </w:tc>
+      </w:tr>
+      <w:tr>
+        <w:tc>
+          <w:tcPr>
+            <w:tcW w:type="dxa" w:w="1944"/>
+          </w:tcPr>
+          <w:p>
+            <w:pPr>
+              <w:spacing w:after="20"/>
+            </w:pPr>
+            <w:r>
+              <w:rPr>
+                <w:color w:val="1C3A36"/>
+                <w:sz w:val="15"/>
+              </w:rPr>
+              <w:t>D&amp;A driver</w:t>
+            </w:r>
+          </w:p>
+        </w:tc>
+        <w:tc>
+          <w:tcPr>
+            <w:tcW w:type="dxa" w:w="2520"/>
+          </w:tcPr>
+          <w:p>
+            <w:pPr>
+              <w:spacing w:after="20"/>
+              <w:jc w:val="right"/>
+            </w:pPr>
+            <w:r>
+              <w:rPr>
+                <w:color w:val="1C3A36"/>
+                <w:sz w:val="15"/>
+              </w:rPr>
+              <w:t>4.2% of revenue</w:t>
+            </w:r>
+          </w:p>
+        </w:tc>
+        <w:tc>
+          <w:tcPr>
+            <w:tcW w:type="dxa" w:w="2808"/>
+          </w:tcPr>
+          <w:p>
+            <w:pPr>
+              <w:spacing w:after="20"/>
+              <w:jc w:val="right"/>
+            </w:pPr>
+            <w:r>
+              <w:rPr>
+                <w:color w:val="1C3A36"/>
+                <w:sz w:val="15"/>
+              </w:rPr>
+              <w:t>3.4% on the average asset base</w:t>
+            </w:r>
+          </w:p>
+        </w:tc>
+        <w:tc>
+          <w:tcPr>
+            <w:tcW w:type="dxa" w:w="2880"/>
+          </w:tcPr>
+          <w:p>
+            <w:pPr>
+              <w:spacing w:after="20"/>
+              <w:jc w:val="right"/>
+            </w:pPr>
+            <w:r>
+              <w:rPr>
+                <w:color w:val="1C3A36"/>
+                <w:sz w:val="15"/>
+              </w:rPr>
+              <w:t>asset-base charge</w:t>
+            </w:r>
+          </w:p>
+        </w:tc>
+      </w:tr>
+      <w:tr>
+        <w:tc>
+          <w:tcPr>
+            <w:tcW w:type="dxa" w:w="1944"/>
+          </w:tcPr>
+          <w:p>
+            <w:pPr>
+              <w:spacing w:after="20"/>
+            </w:pPr>
+            <w:r>
+              <w:rPr>
+                <w:color w:val="1C3A36"/>
+                <w:sz w:val="15"/>
+              </w:rPr>
+              <w:t>Beta</w:t>
+            </w:r>
+          </w:p>
+        </w:tc>
+        <w:tc>
+          <w:tcPr>
+            <w:tcW w:type="dxa" w:w="2520"/>
+          </w:tcPr>
+          <w:p>
+            <w:pPr>
+              <w:spacing w:after="20"/>
+              <w:jc w:val="right"/>
+            </w:pPr>
+            <w:r>
+              <w:rPr>
+                <w:color w:val="1C3A36"/>
+                <w:sz w:val="15"/>
+              </w:rPr>
+              <w:t>1.0 assumed (tier-3)</w:t>
+            </w:r>
+          </w:p>
+        </w:tc>
+        <w:tc>
+          <w:tcPr>
+            <w:tcW w:type="dxa" w:w="2808"/>
+          </w:tcPr>
+          <w:p>
+            <w:pPr>
+              <w:spacing w:after="20"/>
+              <w:jc w:val="right"/>
+            </w:pPr>
+            <w:r>
+              <w:rPr>
+                <w:color w:val="1C3A36"/>
+                <w:sz w:val="15"/>
+              </w:rPr>
+              <w:t>1.03 regressed vs panel proxy</w:t>
+            </w:r>
+          </w:p>
+        </w:tc>
+        <w:tc>
+          <w:tcPr>
+            <w:tcW w:type="dxa" w:w="2880"/>
+          </w:tcPr>
+          <w:p>
+            <w:pPr>
+              <w:spacing w:after="20"/>
+              <w:jc w:val="right"/>
+            </w:pPr>
+            <w:r>
+              <w:rPr>
+                <w:color w:val="1C3A36"/>
+                <w:sz w:val="15"/>
+              </w:rPr>
+              <w:t>evidence obtained</w:t>
+            </w:r>
+          </w:p>
+        </w:tc>
+      </w:tr>
+      <w:tr>
+        <w:tc>
+          <w:tcPr>
+            <w:tcW w:type="dxa" w:w="1944"/>
+          </w:tcPr>
+          <w:p>
+            <w:pPr>
+              <w:spacing w:after="20"/>
+            </w:pPr>
+            <w:r>
+              <w:rPr>
+                <w:color w:val="1C3A36"/>
+                <w:sz w:val="15"/>
+              </w:rPr>
+              <w:t>Peer table</w:t>
+            </w:r>
+          </w:p>
+        </w:tc>
+        <w:tc>
+          <w:tcPr>
+            <w:tcW w:type="dxa" w:w="2520"/>
+          </w:tcPr>
+          <w:p>
+            <w:pPr>
+              <w:spacing w:after="20"/>
+              <w:jc w:val="right"/>
+            </w:pPr>
+            <w:r>
+              <w:rPr>
+                <w:color w:val="1C3A36"/>
+                <w:sz w:val="15"/>
+              </w:rPr>
+              <w:t>mixed bases/vintages; multiples irreconcilable</w:t>
+            </w:r>
+          </w:p>
+        </w:tc>
+        <w:tc>
+          <w:tcPr>
+            <w:tcW w:type="dxa" w:w="2808"/>
+          </w:tcPr>
+          <w:p>
+            <w:pPr>
+              <w:spacing w:after="20"/>
+              <w:jc w:val="right"/>
+            </w:pPr>
+            <w:r>
+              <w:rPr>
+                <w:color w:val="1C3A36"/>
+                <w:sz w:val="15"/>
+              </w:rPr>
+              <w:t>one attributable basis, every multiple = printed numerator/denominator</w:t>
+            </w:r>
+          </w:p>
+        </w:tc>
+        <w:tc>
+          <w:tcPr>
+            <w:tcW w:type="dxa" w:w="2880"/>
+          </w:tcPr>
+          <w:p>
+            <w:pPr>
+              <w:spacing w:after="20"/>
+              <w:jc w:val="right"/>
+            </w:pPr>
+            <w:r>
+              <w:rPr>
+                <w:color w:val="1C3A36"/>
+                <w:sz w:val="15"/>
+              </w:rPr>
+              <w:t>Aldar backlog was the 9M-2025 vintage; Emaar Dev backlog was the parent's figure; Emaar NP was disclosed, not n/d</w:t>
+            </w:r>
+          </w:p>
+        </w:tc>
+      </w:tr>
+      <w:tr>
+        <w:tc>
+          <w:tcPr>
+            <w:tcW w:type="dxa" w:w="1944"/>
+          </w:tcPr>
+          <w:p>
+            <w:pPr>
+              <w:spacing w:after="20"/>
+            </w:pPr>
+            <w:r>
+              <w:rPr>
+                <w:color w:val="1C3A36"/>
+                <w:sz w:val="15"/>
+              </w:rPr>
+              <w:t>Relative lens</w:t>
+            </w:r>
+          </w:p>
+        </w:tc>
+        <w:tc>
+          <w:tcPr>
+            <w:tcW w:type="dxa" w:w="2520"/>
+          </w:tcPr>
+          <w:p>
+            <w:pPr>
+              <w:spacing w:after="20"/>
+              <w:jc w:val="right"/>
+            </w:pPr>
+            <w:r>
+              <w:rPr>
+                <w:color w:val="1C3A36"/>
+                <w:sz w:val="15"/>
+              </w:rPr>
+              <w:t>silent average of two legs 43% apart</w:t>
+            </w:r>
+          </w:p>
+        </w:tc>
+        <w:tc>
+          <w:tcPr>
+            <w:tcW w:type="dxa" w:w="2808"/>
+          </w:tcPr>
+          <w:p>
+            <w:pPr>
+              <w:spacing w:after="20"/>
+              <w:jc w:val="right"/>
+            </w:pPr>
+            <w:r>
+              <w:rPr>
+                <w:color w:val="1C3A36"/>
+                <w:sz w:val="15"/>
+              </w:rPr>
+              <w:t>P/E leg only; EV/EBITDA a labelled unanchored cross-check</w:t>
+            </w:r>
+          </w:p>
+        </w:tc>
+        <w:tc>
+          <w:tcPr>
+            <w:tcW w:type="dxa" w:w="2880"/>
+          </w:tcPr>
+          <w:p>
+            <w:pPr>
+              <w:spacing w:after="20"/>
+              <w:jc w:val="right"/>
+            </w:pPr>
+            <w:r>
+              <w:rPr>
+                <w:color w:val="1C3A36"/>
+                <w:sz w:val="15"/>
+              </w:rPr>
+              <w:t>method disagreement was hidden</w:t>
+            </w:r>
+          </w:p>
+        </w:tc>
+      </w:tr>
+      <w:tr>
+        <w:tc>
+          <w:tcPr>
+            <w:tcW w:type="dxa" w:w="1944"/>
+          </w:tcPr>
+          <w:p>
+            <w:pPr>
+              <w:spacing w:after="20"/>
+            </w:pPr>
+            <w:r>
+              <w:rPr>
+                <w:color w:val="1C3A36"/>
+                <w:sz w:val="15"/>
+              </w:rPr>
+              <w:t>NCI in the bridge</w:t>
+            </w:r>
+          </w:p>
+        </w:tc>
+        <w:tc>
+          <w:tcPr>
+            <w:tcW w:type="dxa" w:w="2520"/>
+          </w:tcPr>
+          <w:p>
+            <w:pPr>
+              <w:spacing w:after="20"/>
+              <w:jc w:val="right"/>
+            </w:pPr>
+            <w:r>
+              <w:rPr>
+                <w:color w:val="1C3A36"/>
+                <w:sz w:val="15"/>
+              </w:rPr>
+              <w:t>book 847</w:t>
+            </w:r>
+          </w:p>
+        </w:tc>
+        <w:tc>
+          <w:tcPr>
+            <w:tcW w:type="dxa" w:w="2808"/>
+          </w:tcPr>
+          <w:p>
+            <w:pPr>
+              <w:spacing w:after="20"/>
+              <w:jc w:val="right"/>
+            </w:pPr>
+            <w:r>
+              <w:rPr>
+                <w:color w:val="1C3A36"/>
+                <w:sz w:val="15"/>
+              </w:rPr>
+              <w:t>capitalised max(book, 2% of equity value)</w:t>
+            </w:r>
+          </w:p>
+        </w:tc>
+        <w:tc>
+          <w:tcPr>
+            <w:tcW w:type="dxa" w:w="2880"/>
+          </w:tcPr>
+          <w:p>
+            <w:pPr>
+              <w:spacing w:after="20"/>
+              <w:jc w:val="right"/>
+            </w:pPr>
+            <w:r>
+              <w:rPr>
+                <w:color w:val="1C3A36"/>
+                <w:sz w:val="15"/>
+              </w:rPr>
+              <w:t>consolidated premium implies NCI premium</w:t>
+            </w:r>
+          </w:p>
+        </w:tc>
+      </w:tr>
+      <w:tr>
+        <w:tc>
+          <w:tcPr>
+            <w:tcW w:type="dxa" w:w="1944"/>
+          </w:tcPr>
+          <w:p>
+            <w:pPr>
+              <w:spacing w:after="20"/>
+            </w:pPr>
+            <w:r>
+              <w:rPr>
+                <w:color w:val="1C3A36"/>
+                <w:sz w:val="15"/>
+              </w:rPr>
+              <w:t>Expert 3 multiple</w:t>
+            </w:r>
+          </w:p>
+        </w:tc>
+        <w:tc>
+          <w:tcPr>
+            <w:tcW w:type="dxa" w:w="2520"/>
+          </w:tcPr>
+          <w:p>
+            <w:pPr>
+              <w:spacing w:after="20"/>
+              <w:jc w:val="right"/>
+            </w:pPr>
+            <w:r>
+              <w:rPr>
+                <w:color w:val="1C3A36"/>
+                <w:sz w:val="15"/>
+              </w:rPr>
+              <w:t>6.5x called the "centre"</w:t>
+            </w:r>
+          </w:p>
+        </w:tc>
+        <w:tc>
+          <w:tcPr>
+            <w:tcW w:type="dxa" w:w="2808"/>
+          </w:tcPr>
+          <w:p>
+            <w:pPr>
+              <w:spacing w:after="20"/>
+              <w:jc w:val="right"/>
+            </w:pPr>
+            <w:r>
+              <w:rPr>
+                <w:color w:val="1C3A36"/>
+                <w:sz w:val="15"/>
+              </w:rPr>
+              <w:t>6.2x = the stated mean</w:t>
+            </w:r>
+          </w:p>
+        </w:tc>
+        <w:tc>
+          <w:tcPr>
+            <w:tcW w:type="dxa" w:w="2880"/>
+          </w:tcPr>
+          <w:p>
+            <w:pPr>
+              <w:spacing w:after="20"/>
+              <w:jc w:val="right"/>
+            </w:pPr>
+            <w:r>
+              <w:rPr>
+                <w:color w:val="1C3A36"/>
+                <w:sz w:val="15"/>
+              </w:rPr>
+              <w:t>the statistic now matches its label</w:t>
+            </w:r>
+          </w:p>
+        </w:tc>
+      </w:tr>
+      <w:tr>
+        <w:tc>
+          <w:tcPr>
+            <w:tcW w:type="dxa" w:w="1944"/>
+          </w:tcPr>
+          <w:p>
+            <w:pPr>
+              <w:spacing w:after="20"/>
+            </w:pPr>
+            <w:r>
+              <w:rPr>
+                <w:color w:val="1C3A36"/>
+                <w:sz w:val="15"/>
+              </w:rPr>
+              <w:t>Expert 1 land mark-up</w:t>
+            </w:r>
+          </w:p>
+        </w:tc>
+        <w:tc>
+          <w:tcPr>
+            <w:tcW w:type="dxa" w:w="2520"/>
+          </w:tcPr>
+          <w:p>
+            <w:pPr>
+              <w:spacing w:after="20"/>
+              <w:jc w:val="right"/>
+            </w:pPr>
+            <w:r>
+              <w:rPr>
+                <w:color w:val="1C3A36"/>
+                <w:sz w:val="15"/>
+              </w:rPr>
+              <w:t>35% called "half of 67%"</w:t>
+            </w:r>
+          </w:p>
+        </w:tc>
+        <w:tc>
+          <w:tcPr>
+            <w:tcW w:type="dxa" w:w="2808"/>
+          </w:tcPr>
+          <w:p>
+            <w:pPr>
+              <w:spacing w:after="20"/>
+              <w:jc w:val="right"/>
+            </w:pPr>
+            <w:r>
+              <w:rPr>
+                <w:color w:val="1C3A36"/>
+                <w:sz w:val="15"/>
+              </w:rPr>
+              <w:t>33.7% = exactly half</w:t>
+            </w:r>
+          </w:p>
+        </w:tc>
+        <w:tc>
+          <w:tcPr>
+            <w:tcW w:type="dxa" w:w="2880"/>
+          </w:tcPr>
+          <w:p>
+            <w:pPr>
+              <w:spacing w:after="20"/>
+              <w:jc w:val="right"/>
+            </w:pPr>
+            <w:r>
+              <w:rPr>
+                <w:color w:val="1C3A36"/>
+                <w:sz w:val="15"/>
+              </w:rPr>
+              <w:t>wording-number mismatch (self-found)</w:t>
+            </w:r>
+          </w:p>
+        </w:tc>
+      </w:tr>
+      <w:tr>
+        <w:tc>
+          <w:tcPr>
+            <w:tcW w:type="dxa" w:w="1944"/>
+          </w:tcPr>
+          <w:p>
+            <w:pPr>
+              <w:spacing w:after="20"/>
+            </w:pPr>
+            <w:r>
+              <w:rPr>
+                <w:color w:val="1C3A36"/>
+                <w:sz w:val="15"/>
+              </w:rPr>
+              <w:t>Sensitivity grid</w:t>
+            </w:r>
+          </w:p>
+        </w:tc>
+        <w:tc>
+          <w:tcPr>
+            <w:tcW w:type="dxa" w:w="2520"/>
+          </w:tcPr>
+          <w:p>
+            <w:pPr>
+              <w:spacing w:after="20"/>
+              <w:jc w:val="right"/>
+            </w:pPr>
+            <w:r>
+              <w:rPr>
+                <w:color w:val="1C3A36"/>
+                <w:sz w:val="15"/>
+              </w:rPr>
+              <w:t>centre cell ≠ base case</w:t>
+            </w:r>
+          </w:p>
+        </w:tc>
+        <w:tc>
+          <w:tcPr>
+            <w:tcW w:type="dxa" w:w="2808"/>
+          </w:tcPr>
+          <w:p>
+            <w:pPr>
+              <w:spacing w:after="20"/>
+              <w:jc w:val="right"/>
+            </w:pPr>
+            <w:r>
+              <w:rPr>
+                <w:color w:val="1C3A36"/>
+                <w:sz w:val="15"/>
+              </w:rPr>
+              <w:t>rebuilt; centre = base</w:t>
+            </w:r>
+          </w:p>
+        </w:tc>
+        <w:tc>
+          <w:tcPr>
+            <w:tcW w:type="dxa" w:w="2880"/>
+          </w:tcPr>
+          <w:p>
+            <w:pPr>
+              <w:spacing w:after="20"/>
+              <w:jc w:val="right"/>
+            </w:pPr>
+            <w:r>
+              <w:rPr>
+                <w:color w:val="1C3A36"/>
+                <w:sz w:val="15"/>
+              </w:rPr>
+              <w:t>convention mismatch between grid and base</w:t>
+            </w:r>
+          </w:p>
+        </w:tc>
+      </w:tr>
+      <w:tr>
+        <w:tc>
+          <w:tcPr>
+            <w:tcW w:type="dxa" w:w="1944"/>
+          </w:tcPr>
+          <w:p>
+            <w:pPr>
+              <w:spacing w:after="20"/>
+            </w:pPr>
+            <w:r>
+              <w:rPr>
+                <w:color w:val="1C3A36"/>
+                <w:sz w:val="15"/>
+              </w:rPr>
+              <w:t>Prose corrections</w:t>
+            </w:r>
+          </w:p>
+        </w:tc>
+        <w:tc>
+          <w:tcPr>
+            <w:tcW w:type="dxa" w:w="2520"/>
+          </w:tcPr>
+          <w:p>
+            <w:pPr>
+              <w:spacing w:after="20"/>
+              <w:jc w:val="right"/>
+            </w:pPr>
+            <w:r>
+              <w:rPr>
+                <w:color w:val="1C3A36"/>
+                <w:sz w:val="15"/>
+              </w:rPr>
+              <w:t>"worth about AED 1/sh" (WC); "roughly halves" (terminal); "just below the resistance"; MACD at 2dp; conversion-direction caption</w:t>
+            </w:r>
+          </w:p>
+        </w:tc>
+        <w:tc>
+          <w:tcPr>
+            <w:tcW w:type="dxa" w:w="2808"/>
+          </w:tcPr>
+          <w:p>
+            <w:pPr>
+              <w:spacing w:after="20"/>
+              <w:jc w:val="right"/>
+            </w:pPr>
+            <w:r>
+              <w:rPr>
+                <w:color w:val="1C3A36"/>
+                <w:sz w:val="15"/>
+              </w:rPr>
+              <w:t>each restated with the computed number</w:t>
+            </w:r>
+          </w:p>
+        </w:tc>
+        <w:tc>
+          <w:tcPr>
+            <w:tcW w:type="dxa" w:w="2880"/>
+          </w:tcPr>
+          <w:p>
+            <w:pPr>
+              <w:spacing w:after="20"/>
+              <w:jc w:val="right"/>
+            </w:pPr>
+            <w:r>
+              <w:rPr>
+                <w:color w:val="1C3A36"/>
+                <w:sz w:val="15"/>
+              </w:rPr>
+              <w:t>audit findings, all verified</w:t>
             </w:r>
           </w:p>
         </w:tc>
@@ -2703,7 +4070,7 @@
           <w:color w:val="1C3A36"/>
           <w:sz w:val="19"/>
         </w:rPr>
-        <w:t>Every input the model consumes — 176 entries — with value, source and date, grouped by research layer. Values are AED million unless the label says otherwise.</w:t>
+        <w:t>Every input the model consumes — 205 entries — with value, source and date, grouped by research layer. Values are AED million unless the label says otherwise.</w:t>
       </w:r>
     </w:p>
     <w:p>
@@ -2916,7 +4283,7 @@
           <w:color w:val="1C3A36"/>
           <w:sz w:val="24"/>
         </w:rPr>
-        <w:t>Company layer — 125 inputs</w:t>
+        <w:t>Company layer — 145 inputs</w:t>
       </w:r>
     </w:p>
     <w:tbl>
@@ -12018,7 +13385,7 @@
                 <w:color w:val="1C3A36"/>
                 <w:sz w:val="14"/>
               </w:rPr>
-              <w:t>fgn_share</w:t>
+              <w:t>h1_backlog</w:t>
             </w:r>
           </w:p>
         </w:tc>
@@ -12036,7 +13403,7 @@
                 <w:color w:val="1C3A36"/>
                 <w:sz w:val="14"/>
               </w:rPr>
-              <w:t>0.1708</w:t>
+              <w:t>65,400</w:t>
             </w:r>
           </w:p>
         </w:tc>
@@ -12054,7 +13421,7 @@
                 <w:color w:val="1C3A36"/>
                 <w:sz w:val="14"/>
               </w:rPr>
-              <w:t>Revenue outside UAE, FY2025 geographic split, note 5, Audited consolidated financial statements FY2025, Modon Holding PSC, signed 18-Feb-2026, modon.com investor relations</w:t>
+              <w:t>Group revenue backlog AED 65.4bn, doubling y/y, +42% vs FY2025; Modon H1-2026 results announcement, modon.com media centre, 29-Jul-2026 (verified via Zawya/WAM syndication of the official release)</w:t>
             </w:r>
           </w:p>
         </w:tc>
@@ -12072,7 +13439,7 @@
                 <w:color w:val="1C3A36"/>
                 <w:sz w:val="14"/>
               </w:rPr>
-              <w:t>2026-02-18</w:t>
+              <w:t>2026-07-29</w:t>
             </w:r>
           </w:p>
         </w:tc>
@@ -12091,6 +13458,1320 @@
                 <w:color w:val="1C3A36"/>
                 <w:sz w:val="14"/>
               </w:rPr>
+              <w:t>h1_dev_share</w:t>
+            </w:r>
+          </w:p>
+        </w:tc>
+        <w:tc>
+          <w:tcPr>
+            <w:tcW w:type="dxa" w:w="1656"/>
+          </w:tcPr>
+          <w:p>
+            <w:pPr>
+              <w:spacing w:after="20"/>
+              <w:jc w:val="right"/>
+            </w:pPr>
+            <w:r>
+              <w:rPr>
+                <w:color w:val="1C3A36"/>
+                <w:sz w:val="14"/>
+              </w:rPr>
+              <w:t>0.95</w:t>
+            </w:r>
+          </w:p>
+        </w:tc>
+        <w:tc>
+          <w:tcPr>
+            <w:tcW w:type="dxa" w:w="5616"/>
+          </w:tcPr>
+          <w:p>
+            <w:pPr>
+              <w:spacing w:after="20"/>
+              <w:jc w:val="right"/>
+            </w:pPr>
+            <w:r>
+              <w:rPr>
+                <w:color w:val="1C3A36"/>
+                <w:sz w:val="14"/>
+              </w:rPr>
+              <w:t>Development projects across the UAE and Egypt = 95% of the total backlog; Modon H1-2026 results announcement, modon.com media centre, 29-Jul-2026 (verified via Zawya/WAM syndication of the official release)</w:t>
+            </w:r>
+          </w:p>
+        </w:tc>
+        <w:tc>
+          <w:tcPr>
+            <w:tcW w:type="dxa" w:w="1080"/>
+          </w:tcPr>
+          <w:p>
+            <w:pPr>
+              <w:spacing w:after="20"/>
+              <w:jc w:val="right"/>
+            </w:pPr>
+            <w:r>
+              <w:rPr>
+                <w:color w:val="1C3A36"/>
+                <w:sz w:val="14"/>
+              </w:rPr>
+              <w:t>2026-07-29</w:t>
+            </w:r>
+          </w:p>
+        </w:tc>
+      </w:tr>
+      <w:tr>
+        <w:tc>
+          <w:tcPr>
+            <w:tcW w:type="dxa" w:w="1800"/>
+          </w:tcPr>
+          <w:p>
+            <w:pPr>
+              <w:spacing w:after="20"/>
+            </w:pPr>
+            <w:r>
+              <w:rPr>
+                <w:color w:val="1C3A36"/>
+                <w:sz w:val="14"/>
+              </w:rPr>
+              <w:t>h1_sales</w:t>
+            </w:r>
+          </w:p>
+        </w:tc>
+        <w:tc>
+          <w:tcPr>
+            <w:tcW w:type="dxa" w:w="1656"/>
+          </w:tcPr>
+          <w:p>
+            <w:pPr>
+              <w:spacing w:after="20"/>
+              <w:jc w:val="right"/>
+            </w:pPr>
+            <w:r>
+              <w:rPr>
+                <w:color w:val="1C3A36"/>
+                <w:sz w:val="14"/>
+              </w:rPr>
+              <w:t>26,000</w:t>
+            </w:r>
+          </w:p>
+        </w:tc>
+        <w:tc>
+          <w:tcPr>
+            <w:tcW w:type="dxa" w:w="5616"/>
+          </w:tcPr>
+          <w:p>
+            <w:pPr>
+              <w:spacing w:after="20"/>
+              <w:jc w:val="right"/>
+            </w:pPr>
+            <w:r>
+              <w:rPr>
+                <w:color w:val="1C3A36"/>
+                <w:sz w:val="14"/>
+              </w:rPr>
+              <w:t>H1-2026 real estate sales AED 26bn (2.6x H1-2025), incl. AED 23bn Abu Dhabi; Hudayriyat Golf Estates AED 13bn within days; Modon H1-2026 results announcement, modon.com media centre, 29-Jul-2026 (verified via Zawya/WAM syndication of the official release)</w:t>
+            </w:r>
+          </w:p>
+        </w:tc>
+        <w:tc>
+          <w:tcPr>
+            <w:tcW w:type="dxa" w:w="1080"/>
+          </w:tcPr>
+          <w:p>
+            <w:pPr>
+              <w:spacing w:after="20"/>
+              <w:jc w:val="right"/>
+            </w:pPr>
+            <w:r>
+              <w:rPr>
+                <w:color w:val="1C3A36"/>
+                <w:sz w:val="14"/>
+              </w:rPr>
+              <w:t>2026-07-29</w:t>
+            </w:r>
+          </w:p>
+        </w:tc>
+      </w:tr>
+      <w:tr>
+        <w:tc>
+          <w:tcPr>
+            <w:tcW w:type="dxa" w:w="1800"/>
+          </w:tcPr>
+          <w:p>
+            <w:pPr>
+              <w:spacing w:after="20"/>
+            </w:pPr>
+            <w:r>
+              <w:rPr>
+                <w:color w:val="1C3A36"/>
+                <w:sz w:val="14"/>
+              </w:rPr>
+              <w:t>h1_netdebt</w:t>
+            </w:r>
+          </w:p>
+        </w:tc>
+        <w:tc>
+          <w:tcPr>
+            <w:tcW w:type="dxa" w:w="1656"/>
+          </w:tcPr>
+          <w:p>
+            <w:pPr>
+              <w:spacing w:after="20"/>
+              <w:jc w:val="right"/>
+            </w:pPr>
+            <w:r>
+              <w:rPr>
+                <w:color w:val="1C3A36"/>
+                <w:sz w:val="14"/>
+              </w:rPr>
+              <w:t>912</w:t>
+            </w:r>
+          </w:p>
+        </w:tc>
+        <w:tc>
+          <w:tcPr>
+            <w:tcW w:type="dxa" w:w="5616"/>
+          </w:tcPr>
+          <w:p>
+            <w:pPr>
+              <w:spacing w:after="20"/>
+              <w:jc w:val="right"/>
+            </w:pPr>
+            <w:r>
+              <w:rPr>
+                <w:color w:val="1C3A36"/>
+                <w:sz w:val="14"/>
+              </w:rPr>
+              <w:t>Net debt AED 912mn (0.02x equity) at 30-Jun-2026, company definition; Modon H1-2026 results announcement, modon.com media centre, 29-Jul-2026 (verified via Zawya/WAM syndication of the official release)</w:t>
+            </w:r>
+          </w:p>
+        </w:tc>
+        <w:tc>
+          <w:tcPr>
+            <w:tcW w:type="dxa" w:w="1080"/>
+          </w:tcPr>
+          <w:p>
+            <w:pPr>
+              <w:spacing w:after="20"/>
+              <w:jc w:val="right"/>
+            </w:pPr>
+            <w:r>
+              <w:rPr>
+                <w:color w:val="1C3A36"/>
+                <w:sz w:val="14"/>
+              </w:rPr>
+              <w:t>2026-07-29</w:t>
+            </w:r>
+          </w:p>
+        </w:tc>
+      </w:tr>
+      <w:tr>
+        <w:tc>
+          <w:tcPr>
+            <w:tcW w:type="dxa" w:w="1800"/>
+          </w:tcPr>
+          <w:p>
+            <w:pPr>
+              <w:spacing w:after="20"/>
+            </w:pPr>
+            <w:r>
+              <w:rPr>
+                <w:color w:val="1C3A36"/>
+                <w:sz w:val="14"/>
+              </w:rPr>
+              <w:t>h1_avail_cash</w:t>
+            </w:r>
+          </w:p>
+        </w:tc>
+        <w:tc>
+          <w:tcPr>
+            <w:tcW w:type="dxa" w:w="1656"/>
+          </w:tcPr>
+          <w:p>
+            <w:pPr>
+              <w:spacing w:after="20"/>
+              <w:jc w:val="right"/>
+            </w:pPr>
+            <w:r>
+              <w:rPr>
+                <w:color w:val="1C3A36"/>
+                <w:sz w:val="14"/>
+              </w:rPr>
+              <w:t>8,600</w:t>
+            </w:r>
+          </w:p>
+        </w:tc>
+        <w:tc>
+          <w:tcPr>
+            <w:tcW w:type="dxa" w:w="5616"/>
+          </w:tcPr>
+          <w:p>
+            <w:pPr>
+              <w:spacing w:after="20"/>
+              <w:jc w:val="right"/>
+            </w:pPr>
+            <w:r>
+              <w:rPr>
+                <w:color w:val="1C3A36"/>
+                <w:sz w:val="14"/>
+              </w:rPr>
+              <w:t>AED 8.6bn of unrestricted cash plus AED 1.5bn undrawn committed facilities; Modon H1-2026 results announcement, modon.com media centre, 29-Jul-2026 (verified via Zawya/WAM syndication of the official release)</w:t>
+            </w:r>
+          </w:p>
+        </w:tc>
+        <w:tc>
+          <w:tcPr>
+            <w:tcW w:type="dxa" w:w="1080"/>
+          </w:tcPr>
+          <w:p>
+            <w:pPr>
+              <w:spacing w:after="20"/>
+              <w:jc w:val="right"/>
+            </w:pPr>
+            <w:r>
+              <w:rPr>
+                <w:color w:val="1C3A36"/>
+                <w:sz w:val="14"/>
+              </w:rPr>
+              <w:t>2026-07-29</w:t>
+            </w:r>
+          </w:p>
+        </w:tc>
+      </w:tr>
+      <w:tr>
+        <w:tc>
+          <w:tcPr>
+            <w:tcW w:type="dxa" w:w="1800"/>
+          </w:tcPr>
+          <w:p>
+            <w:pPr>
+              <w:spacing w:after="20"/>
+            </w:pPr>
+            <w:r>
+              <w:rPr>
+                <w:color w:val="1C3A36"/>
+                <w:sz w:val="14"/>
+              </w:rPr>
+              <w:t>h1_adj_ebitda</w:t>
+            </w:r>
+          </w:p>
+        </w:tc>
+        <w:tc>
+          <w:tcPr>
+            <w:tcW w:type="dxa" w:w="1656"/>
+          </w:tcPr>
+          <w:p>
+            <w:pPr>
+              <w:spacing w:after="20"/>
+              <w:jc w:val="right"/>
+            </w:pPr>
+            <w:r>
+              <w:rPr>
+                <w:color w:val="1C3A36"/>
+                <w:sz w:val="14"/>
+              </w:rPr>
+              <w:t>2,995</w:t>
+            </w:r>
+          </w:p>
+        </w:tc>
+        <w:tc>
+          <w:tcPr>
+            <w:tcW w:type="dxa" w:w="5616"/>
+          </w:tcPr>
+          <w:p>
+            <w:pPr>
+              <w:spacing w:after="20"/>
+              <w:jc w:val="right"/>
+            </w:pPr>
+            <w:r>
+              <w:rPr>
+                <w:color w:val="1C3A36"/>
+                <w:sz w:val="14"/>
+              </w:rPr>
+              <w:t>H1-2026 Group Adjusted EBITDA AED 3.0bn, margin 32.6% (32.6% x 9,188 = 2,995); Modon H1-2026 results announcement, modon.com media centre, 29-Jul-2026 (verified via Zawya/WAM syndication of the official release)</w:t>
+            </w:r>
+          </w:p>
+        </w:tc>
+        <w:tc>
+          <w:tcPr>
+            <w:tcW w:type="dxa" w:w="1080"/>
+          </w:tcPr>
+          <w:p>
+            <w:pPr>
+              <w:spacing w:after="20"/>
+              <w:jc w:val="right"/>
+            </w:pPr>
+            <w:r>
+              <w:rPr>
+                <w:color w:val="1C3A36"/>
+                <w:sz w:val="14"/>
+              </w:rPr>
+              <w:t>2026-07-29</w:t>
+            </w:r>
+          </w:p>
+        </w:tc>
+      </w:tr>
+      <w:tr>
+        <w:tc>
+          <w:tcPr>
+            <w:tcW w:type="dxa" w:w="1800"/>
+          </w:tcPr>
+          <w:p>
+            <w:pPr>
+              <w:spacing w:after="20"/>
+            </w:pPr>
+            <w:r>
+              <w:rPr>
+                <w:color w:val="1C3A36"/>
+                <w:sz w:val="14"/>
+              </w:rPr>
+              <w:t>h1_keys</w:t>
+            </w:r>
+          </w:p>
+        </w:tc>
+        <w:tc>
+          <w:tcPr>
+            <w:tcW w:type="dxa" w:w="1656"/>
+          </w:tcPr>
+          <w:p>
+            <w:pPr>
+              <w:spacing w:after="20"/>
+              <w:jc w:val="right"/>
+            </w:pPr>
+            <w:r>
+              <w:rPr>
+                <w:color w:val="1C3A36"/>
+                <w:sz w:val="14"/>
+              </w:rPr>
+              <w:t>3,613</w:t>
+            </w:r>
+          </w:p>
+        </w:tc>
+        <w:tc>
+          <w:tcPr>
+            <w:tcW w:type="dxa" w:w="5616"/>
+          </w:tcPr>
+          <w:p>
+            <w:pPr>
+              <w:spacing w:after="20"/>
+              <w:jc w:val="right"/>
+            </w:pPr>
+            <w:r>
+              <w:rPr>
+                <w:color w:val="1C3A36"/>
+                <w:sz w:val="14"/>
+              </w:rPr>
+              <w:t>Hospitality portfolio 3,613 keys across 16 owned, operated and JV hotels (narrower perimeter than the FY2025 report's 7,137 keys across 27 hotels incl. managed); Modon H1-2026 results announcement, modon.com media centre, 29-Jul-2026 (verified via Zawya/WAM syndication of the official release)</w:t>
+            </w:r>
+          </w:p>
+        </w:tc>
+        <w:tc>
+          <w:tcPr>
+            <w:tcW w:type="dxa" w:w="1080"/>
+          </w:tcPr>
+          <w:p>
+            <w:pPr>
+              <w:spacing w:after="20"/>
+              <w:jc w:val="right"/>
+            </w:pPr>
+            <w:r>
+              <w:rPr>
+                <w:color w:val="1C3A36"/>
+                <w:sz w:val="14"/>
+              </w:rPr>
+              <w:t>2026-07-29</w:t>
+            </w:r>
+          </w:p>
+        </w:tc>
+      </w:tr>
+      <w:tr>
+        <w:tc>
+          <w:tcPr>
+            <w:tcW w:type="dxa" w:w="1800"/>
+          </w:tcPr>
+          <w:p>
+            <w:pPr>
+              <w:spacing w:after="20"/>
+            </w:pPr>
+            <w:r>
+              <w:rPr>
+                <w:color w:val="1C3A36"/>
+                <w:sz w:val="14"/>
+              </w:rPr>
+              <w:t>h1_recurring</w:t>
+            </w:r>
+          </w:p>
+        </w:tc>
+        <w:tc>
+          <w:tcPr>
+            <w:tcW w:type="dxa" w:w="1656"/>
+          </w:tcPr>
+          <w:p>
+            <w:pPr>
+              <w:spacing w:after="20"/>
+              <w:jc w:val="right"/>
+            </w:pPr>
+            <w:r>
+              <w:rPr>
+                <w:color w:val="1C3A36"/>
+                <w:sz w:val="14"/>
+              </w:rPr>
+              <w:t>3,500</w:t>
+            </w:r>
+          </w:p>
+        </w:tc>
+        <w:tc>
+          <w:tcPr>
+            <w:tcW w:type="dxa" w:w="5616"/>
+          </w:tcPr>
+          <w:p>
+            <w:pPr>
+              <w:spacing w:after="20"/>
+              <w:jc w:val="right"/>
+            </w:pPr>
+            <w:r>
+              <w:rPr>
+                <w:color w:val="1C3A36"/>
+                <w:sz w:val="14"/>
+              </w:rPr>
+              <w:t>Recurring revenues +22% y/y to AED 3.5bn = 38% of Group revenues; Modon H1-2026 results announcement, modon.com media centre, 29-Jul-2026 (verified via Zawya/WAM syndication of the official release)</w:t>
+            </w:r>
+          </w:p>
+        </w:tc>
+        <w:tc>
+          <w:tcPr>
+            <w:tcW w:type="dxa" w:w="1080"/>
+          </w:tcPr>
+          <w:p>
+            <w:pPr>
+              <w:spacing w:after="20"/>
+              <w:jc w:val="right"/>
+            </w:pPr>
+            <w:r>
+              <w:rPr>
+                <w:color w:val="1C3A36"/>
+                <w:sz w:val="14"/>
+              </w:rPr>
+              <w:t>2026-07-29</w:t>
+            </w:r>
+          </w:p>
+        </w:tc>
+      </w:tr>
+      <w:tr>
+        <w:tc>
+          <w:tcPr>
+            <w:tcW w:type="dxa" w:w="1800"/>
+          </w:tcPr>
+          <w:p>
+            <w:pPr>
+              <w:spacing w:after="20"/>
+            </w:pPr>
+            <w:r>
+              <w:rPr>
+                <w:color w:val="1C3A36"/>
+                <w:sz w:val="14"/>
+              </w:rPr>
+              <w:t>h1_lease</w:t>
+            </w:r>
+          </w:p>
+        </w:tc>
+        <w:tc>
+          <w:tcPr>
+            <w:tcW w:type="dxa" w:w="1656"/>
+          </w:tcPr>
+          <w:p>
+            <w:pPr>
+              <w:spacing w:after="20"/>
+              <w:jc w:val="right"/>
+            </w:pPr>
+            <w:r>
+              <w:rPr>
+                <w:color w:val="1C3A36"/>
+                <w:sz w:val="14"/>
+              </w:rPr>
+              <w:t>644.799</w:t>
+            </w:r>
+          </w:p>
+        </w:tc>
+        <w:tc>
+          <w:tcPr>
+            <w:tcW w:type="dxa" w:w="5616"/>
+          </w:tcPr>
+          <w:p>
+            <w:pPr>
+              <w:spacing w:after="20"/>
+              <w:jc w:val="right"/>
+            </w:pPr>
+            <w:r>
+              <w:rPr>
+                <w:color w:val="1C3A36"/>
+                <w:sz w:val="14"/>
+              </w:rPr>
+              <w:t>Lease liabilities NC + C, Interim condensed consolidated financial statements, 30-Jun-2026 (reviewed, unaudited), modon.com investor relations</w:t>
+            </w:r>
+          </w:p>
+        </w:tc>
+        <w:tc>
+          <w:tcPr>
+            <w:tcW w:type="dxa" w:w="1080"/>
+          </w:tcPr>
+          <w:p>
+            <w:pPr>
+              <w:spacing w:after="20"/>
+              <w:jc w:val="right"/>
+            </w:pPr>
+            <w:r>
+              <w:rPr>
+                <w:color w:val="1C3A36"/>
+                <w:sz w:val="14"/>
+              </w:rPr>
+              <w:t>2026-08-07</w:t>
+            </w:r>
+          </w:p>
+        </w:tc>
+      </w:tr>
+      <w:tr>
+        <w:tc>
+          <w:tcPr>
+            <w:tcW w:type="dxa" w:w="1800"/>
+          </w:tcPr>
+          <w:p>
+            <w:pPr>
+              <w:spacing w:after="20"/>
+            </w:pPr>
+            <w:r>
+              <w:rPr>
+                <w:color w:val="1C3A36"/>
+                <w:sz w:val="14"/>
+              </w:rPr>
+              <w:t>h1_assoc_bv</w:t>
+            </w:r>
+          </w:p>
+        </w:tc>
+        <w:tc>
+          <w:tcPr>
+            <w:tcW w:type="dxa" w:w="1656"/>
+          </w:tcPr>
+          <w:p>
+            <w:pPr>
+              <w:spacing w:after="20"/>
+              <w:jc w:val="right"/>
+            </w:pPr>
+            <w:r>
+              <w:rPr>
+                <w:color w:val="1C3A36"/>
+                <w:sz w:val="14"/>
+              </w:rPr>
+              <w:t>2,826.454</w:t>
+            </w:r>
+          </w:p>
+        </w:tc>
+        <w:tc>
+          <w:tcPr>
+            <w:tcW w:type="dxa" w:w="5616"/>
+          </w:tcPr>
+          <w:p>
+            <w:pPr>
+              <w:spacing w:after="20"/>
+              <w:jc w:val="right"/>
+            </w:pPr>
+            <w:r>
+              <w:rPr>
+                <w:color w:val="1C3A36"/>
+                <w:sz w:val="14"/>
+              </w:rPr>
+              <w:t>Investments in associates and JVs, Interim condensed consolidated financial statements, 30-Jun-2026 (reviewed, unaudited), modon.com investor relations</w:t>
+            </w:r>
+          </w:p>
+        </w:tc>
+        <w:tc>
+          <w:tcPr>
+            <w:tcW w:type="dxa" w:w="1080"/>
+          </w:tcPr>
+          <w:p>
+            <w:pPr>
+              <w:spacing w:after="20"/>
+              <w:jc w:val="right"/>
+            </w:pPr>
+            <w:r>
+              <w:rPr>
+                <w:color w:val="1C3A36"/>
+                <w:sz w:val="14"/>
+              </w:rPr>
+              <w:t>2026-08-07</w:t>
+            </w:r>
+          </w:p>
+        </w:tc>
+      </w:tr>
+      <w:tr>
+        <w:tc>
+          <w:tcPr>
+            <w:tcW w:type="dxa" w:w="1800"/>
+          </w:tcPr>
+          <w:p>
+            <w:pPr>
+              <w:spacing w:after="20"/>
+            </w:pPr>
+            <w:r>
+              <w:rPr>
+                <w:color w:val="1C3A36"/>
+                <w:sz w:val="14"/>
+              </w:rPr>
+              <w:t>h1_finass</w:t>
+            </w:r>
+          </w:p>
+        </w:tc>
+        <w:tc>
+          <w:tcPr>
+            <w:tcW w:type="dxa" w:w="1656"/>
+          </w:tcPr>
+          <w:p>
+            <w:pPr>
+              <w:spacing w:after="20"/>
+              <w:jc w:val="right"/>
+            </w:pPr>
+            <w:r>
+              <w:rPr>
+                <w:color w:val="1C3A36"/>
+                <w:sz w:val="14"/>
+              </w:rPr>
+              <w:t>392.972</w:t>
+            </w:r>
+          </w:p>
+        </w:tc>
+        <w:tc>
+          <w:tcPr>
+            <w:tcW w:type="dxa" w:w="5616"/>
+          </w:tcPr>
+          <w:p>
+            <w:pPr>
+              <w:spacing w:after="20"/>
+              <w:jc w:val="right"/>
+            </w:pPr>
+            <w:r>
+              <w:rPr>
+                <w:color w:val="1C3A36"/>
+                <w:sz w:val="14"/>
+              </w:rPr>
+              <w:t>Investments in financial assets, NC + C, Interim condensed consolidated financial statements, 30-Jun-2026 (reviewed, unaudited), modon.com investor relations</w:t>
+            </w:r>
+          </w:p>
+        </w:tc>
+        <w:tc>
+          <w:tcPr>
+            <w:tcW w:type="dxa" w:w="1080"/>
+          </w:tcPr>
+          <w:p>
+            <w:pPr>
+              <w:spacing w:after="20"/>
+              <w:jc w:val="right"/>
+            </w:pPr>
+            <w:r>
+              <w:rPr>
+                <w:color w:val="1C3A36"/>
+                <w:sz w:val="14"/>
+              </w:rPr>
+              <w:t>2026-08-07</w:t>
+            </w:r>
+          </w:p>
+        </w:tc>
+      </w:tr>
+      <w:tr>
+        <w:tc>
+          <w:tcPr>
+            <w:tcW w:type="dxa" w:w="1800"/>
+          </w:tcPr>
+          <w:p>
+            <w:pPr>
+              <w:spacing w:after="20"/>
+            </w:pPr>
+            <w:r>
+              <w:rPr>
+                <w:color w:val="1C3A36"/>
+                <w:sz w:val="14"/>
+              </w:rPr>
+              <w:t>h1_nci</w:t>
+            </w:r>
+          </w:p>
+        </w:tc>
+        <w:tc>
+          <w:tcPr>
+            <w:tcW w:type="dxa" w:w="1656"/>
+          </w:tcPr>
+          <w:p>
+            <w:pPr>
+              <w:spacing w:after="20"/>
+              <w:jc w:val="right"/>
+            </w:pPr>
+            <w:r>
+              <w:rPr>
+                <w:color w:val="1C3A36"/>
+                <w:sz w:val="14"/>
+              </w:rPr>
+              <w:t>922.342</w:t>
+            </w:r>
+          </w:p>
+        </w:tc>
+        <w:tc>
+          <w:tcPr>
+            <w:tcW w:type="dxa" w:w="5616"/>
+          </w:tcPr>
+          <w:p>
+            <w:pPr>
+              <w:spacing w:after="20"/>
+              <w:jc w:val="right"/>
+            </w:pPr>
+            <w:r>
+              <w:rPr>
+                <w:color w:val="1C3A36"/>
+                <w:sz w:val="14"/>
+              </w:rPr>
+              <w:t>Non-controlling interests, Interim condensed consolidated financial statements, 30-Jun-2026 (reviewed, unaudited), modon.com investor relations</w:t>
+            </w:r>
+          </w:p>
+        </w:tc>
+        <w:tc>
+          <w:tcPr>
+            <w:tcW w:type="dxa" w:w="1080"/>
+          </w:tcPr>
+          <w:p>
+            <w:pPr>
+              <w:spacing w:after="20"/>
+              <w:jc w:val="right"/>
+            </w:pPr>
+            <w:r>
+              <w:rPr>
+                <w:color w:val="1C3A36"/>
+                <w:sz w:val="14"/>
+              </w:rPr>
+              <w:t>2026-08-07</w:t>
+            </w:r>
+          </w:p>
+        </w:tc>
+      </w:tr>
+      <w:tr>
+        <w:tc>
+          <w:tcPr>
+            <w:tcW w:type="dxa" w:w="1800"/>
+          </w:tcPr>
+          <w:p>
+            <w:pPr>
+              <w:spacing w:after="20"/>
+            </w:pPr>
+            <w:r>
+              <w:rPr>
+                <w:color w:val="1C3A36"/>
+                <w:sz w:val="14"/>
+              </w:rPr>
+              <w:t>h1_recv_total</w:t>
+            </w:r>
+          </w:p>
+        </w:tc>
+        <w:tc>
+          <w:tcPr>
+            <w:tcW w:type="dxa" w:w="1656"/>
+          </w:tcPr>
+          <w:p>
+            <w:pPr>
+              <w:spacing w:after="20"/>
+              <w:jc w:val="right"/>
+            </w:pPr>
+            <w:r>
+              <w:rPr>
+                <w:color w:val="1C3A36"/>
+                <w:sz w:val="14"/>
+              </w:rPr>
+              <w:t>22,155.68</w:t>
+            </w:r>
+          </w:p>
+        </w:tc>
+        <w:tc>
+          <w:tcPr>
+            <w:tcW w:type="dxa" w:w="5616"/>
+          </w:tcPr>
+          <w:p>
+            <w:pPr>
+              <w:spacing w:after="20"/>
+              <w:jc w:val="right"/>
+            </w:pPr>
+            <w:r>
+              <w:rPr>
+                <w:color w:val="1C3A36"/>
+                <w:sz w:val="14"/>
+              </w:rPr>
+              <w:t>Trade and other receivables (NC+C) + amounts due from related parties (NC+C), 30-Jun-2026, Interim condensed consolidated financial statements, 30-Jun-2026 (reviewed, unaudited), modon.com investor relations</w:t>
+            </w:r>
+          </w:p>
+        </w:tc>
+        <w:tc>
+          <w:tcPr>
+            <w:tcW w:type="dxa" w:w="1080"/>
+          </w:tcPr>
+          <w:p>
+            <w:pPr>
+              <w:spacing w:after="20"/>
+              <w:jc w:val="right"/>
+            </w:pPr>
+            <w:r>
+              <w:rPr>
+                <w:color w:val="1C3A36"/>
+                <w:sz w:val="14"/>
+              </w:rPr>
+              <w:t>2026-08-07</w:t>
+            </w:r>
+          </w:p>
+        </w:tc>
+      </w:tr>
+      <w:tr>
+        <w:tc>
+          <w:tcPr>
+            <w:tcW w:type="dxa" w:w="1800"/>
+          </w:tcPr>
+          <w:p>
+            <w:pPr>
+              <w:spacing w:after="20"/>
+            </w:pPr>
+            <w:r>
+              <w:rPr>
+                <w:color w:val="1C3A36"/>
+                <w:sz w:val="14"/>
+              </w:rPr>
+              <w:t>h1_inv_dwip</w:t>
+            </w:r>
+          </w:p>
+        </w:tc>
+        <w:tc>
+          <w:tcPr>
+            <w:tcW w:type="dxa" w:w="1656"/>
+          </w:tcPr>
+          <w:p>
+            <w:pPr>
+              <w:spacing w:after="20"/>
+              <w:jc w:val="right"/>
+            </w:pPr>
+            <w:r>
+              <w:rPr>
+                <w:color w:val="1C3A36"/>
+                <w:sz w:val="14"/>
+              </w:rPr>
+              <w:t>34,087.289</w:t>
+            </w:r>
+          </w:p>
+        </w:tc>
+        <w:tc>
+          <w:tcPr>
+            <w:tcW w:type="dxa" w:w="5616"/>
+          </w:tcPr>
+          <w:p>
+            <w:pPr>
+              <w:spacing w:after="20"/>
+              <w:jc w:val="right"/>
+            </w:pPr>
+            <w:r>
+              <w:rPr>
+                <w:color w:val="1C3A36"/>
+                <w:sz w:val="14"/>
+              </w:rPr>
+              <w:t>Inventories + development work-in-progress, 30-Jun-2026, Interim condensed consolidated financial statements, 30-Jun-2026 (reviewed, unaudited), modon.com investor relations</w:t>
+            </w:r>
+          </w:p>
+        </w:tc>
+        <w:tc>
+          <w:tcPr>
+            <w:tcW w:type="dxa" w:w="1080"/>
+          </w:tcPr>
+          <w:p>
+            <w:pPr>
+              <w:spacing w:after="20"/>
+              <w:jc w:val="right"/>
+            </w:pPr>
+            <w:r>
+              <w:rPr>
+                <w:color w:val="1C3A36"/>
+                <w:sz w:val="14"/>
+              </w:rPr>
+              <w:t>2026-08-07</w:t>
+            </w:r>
+          </w:p>
+        </w:tc>
+      </w:tr>
+      <w:tr>
+        <w:tc>
+          <w:tcPr>
+            <w:tcW w:type="dxa" w:w="1800"/>
+          </w:tcPr>
+          <w:p>
+            <w:pPr>
+              <w:spacing w:after="20"/>
+            </w:pPr>
+            <w:r>
+              <w:rPr>
+                <w:color w:val="1C3A36"/>
+                <w:sz w:val="14"/>
+              </w:rPr>
+              <w:t>h1_pay_total</w:t>
+            </w:r>
+          </w:p>
+        </w:tc>
+        <w:tc>
+          <w:tcPr>
+            <w:tcW w:type="dxa" w:w="1656"/>
+          </w:tcPr>
+          <w:p>
+            <w:pPr>
+              <w:spacing w:after="20"/>
+              <w:jc w:val="right"/>
+            </w:pPr>
+            <w:r>
+              <w:rPr>
+                <w:color w:val="1C3A36"/>
+                <w:sz w:val="14"/>
+              </w:rPr>
+              <w:t>22,289.32</w:t>
+            </w:r>
+          </w:p>
+        </w:tc>
+        <w:tc>
+          <w:tcPr>
+            <w:tcW w:type="dxa" w:w="5616"/>
+          </w:tcPr>
+          <w:p>
+            <w:pPr>
+              <w:spacing w:after="20"/>
+              <w:jc w:val="right"/>
+            </w:pPr>
+            <w:r>
+              <w:rPr>
+                <w:color w:val="1C3A36"/>
+                <w:sz w:val="14"/>
+              </w:rPr>
+              <w:t>Trade and other payables (NC+C, incl. customer advances/contract liabilities) + amounts due to related parties, 30-Jun-2026, Interim condensed consolidated financial statements, 30-Jun-2026 (reviewed, unaudited), modon.com investor relations</w:t>
+            </w:r>
+          </w:p>
+        </w:tc>
+        <w:tc>
+          <w:tcPr>
+            <w:tcW w:type="dxa" w:w="1080"/>
+          </w:tcPr>
+          <w:p>
+            <w:pPr>
+              <w:spacing w:after="20"/>
+              <w:jc w:val="right"/>
+            </w:pPr>
+            <w:r>
+              <w:rPr>
+                <w:color w:val="1C3A36"/>
+                <w:sz w:val="14"/>
+              </w:rPr>
+              <w:t>2026-08-07</w:t>
+            </w:r>
+          </w:p>
+        </w:tc>
+      </w:tr>
+      <w:tr>
+        <w:tc>
+          <w:tcPr>
+            <w:tcW w:type="dxa" w:w="1800"/>
+          </w:tcPr>
+          <w:p>
+            <w:pPr>
+              <w:spacing w:after="20"/>
+            </w:pPr>
+            <w:r>
+              <w:rPr>
+                <w:color w:val="1C3A36"/>
+                <w:sz w:val="14"/>
+              </w:rPr>
+              <w:t>asset_base_30jun</w:t>
+            </w:r>
+          </w:p>
+        </w:tc>
+        <w:tc>
+          <w:tcPr>
+            <w:tcW w:type="dxa" w:w="1656"/>
+          </w:tcPr>
+          <w:p>
+            <w:pPr>
+              <w:spacing w:after="20"/>
+              <w:jc w:val="right"/>
+            </w:pPr>
+            <w:r>
+              <w:rPr>
+                <w:color w:val="1C3A36"/>
+                <w:sz w:val="14"/>
+              </w:rPr>
+              <w:t>19,736.134</w:t>
+            </w:r>
+          </w:p>
+        </w:tc>
+        <w:tc>
+          <w:tcPr>
+            <w:tcW w:type="dxa" w:w="5616"/>
+          </w:tcPr>
+          <w:p>
+            <w:pPr>
+              <w:spacing w:after="20"/>
+              <w:jc w:val="right"/>
+            </w:pPr>
+            <w:r>
+              <w:rPr>
+                <w:color w:val="1C3A36"/>
+                <w:sz w:val="14"/>
+              </w:rPr>
+              <w:t>Depreciable base at 30-Jun-2026: PP&amp;E 8,702.928 + investment properties 9,496.084 + right-of-use 529.636 + intangibles 1,007.486, Interim condensed consolidated financial statements, 30-Jun-2026 (reviewed, unaudited), modon.com investor relations</w:t>
+            </w:r>
+          </w:p>
+        </w:tc>
+        <w:tc>
+          <w:tcPr>
+            <w:tcW w:type="dxa" w:w="1080"/>
+          </w:tcPr>
+          <w:p>
+            <w:pPr>
+              <w:spacing w:after="20"/>
+              <w:jc w:val="right"/>
+            </w:pPr>
+            <w:r>
+              <w:rPr>
+                <w:color w:val="1C3A36"/>
+                <w:sz w:val="14"/>
+              </w:rPr>
+              <w:t>2026-08-07</w:t>
+            </w:r>
+          </w:p>
+        </w:tc>
+      </w:tr>
+      <w:tr>
+        <w:tc>
+          <w:tcPr>
+            <w:tcW w:type="dxa" w:w="1800"/>
+          </w:tcPr>
+          <w:p>
+            <w:pPr>
+              <w:spacing w:after="20"/>
+            </w:pPr>
+            <w:r>
+              <w:rPr>
+                <w:color w:val="1C3A36"/>
+                <w:sz w:val="14"/>
+              </w:rPr>
+              <w:t>lease_int</w:t>
+            </w:r>
+          </w:p>
+        </w:tc>
+        <w:tc>
+          <w:tcPr>
+            <w:tcW w:type="dxa" w:w="1656"/>
+          </w:tcPr>
+          <w:p>
+            <w:pPr>
+              <w:spacing w:after="20"/>
+              <w:jc w:val="right"/>
+            </w:pPr>
+            <w:r>
+              <w:rPr>
+                <w:color w:val="1C3A36"/>
+                <w:sz w:val="14"/>
+              </w:rPr>
+              <w:t>36</w:t>
+            </w:r>
+          </w:p>
+        </w:tc>
+        <w:tc>
+          <w:tcPr>
+            <w:tcW w:type="dxa" w:w="5616"/>
+          </w:tcPr>
+          <w:p>
+            <w:pPr>
+              <w:spacing w:after="20"/>
+              <w:jc w:val="right"/>
+            </w:pPr>
+            <w:r>
+              <w:rPr>
+                <w:color w:val="1C3A36"/>
+                <w:sz w:val="14"/>
+              </w:rPr>
+              <w:t>Annual interest on lease liabilities (H1-2026 actual ~18 per half), now an explicit input rather than an embedded numeral</w:t>
+            </w:r>
+          </w:p>
+        </w:tc>
+        <w:tc>
+          <w:tcPr>
+            <w:tcW w:type="dxa" w:w="1080"/>
+          </w:tcPr>
+          <w:p>
+            <w:pPr>
+              <w:spacing w:after="20"/>
+              <w:jc w:val="right"/>
+            </w:pPr>
+            <w:r>
+              <w:rPr>
+                <w:color w:val="1C3A36"/>
+                <w:sz w:val="14"/>
+              </w:rPr>
+              <w:t>2026-08-07</w:t>
+            </w:r>
+          </w:p>
+        </w:tc>
+      </w:tr>
+      <w:tr>
+        <w:tc>
+          <w:tcPr>
+            <w:tcW w:type="dxa" w:w="1800"/>
+          </w:tcPr>
+          <w:p>
+            <w:pPr>
+              <w:spacing w:after="20"/>
+            </w:pPr>
+            <w:r>
+              <w:rPr>
+                <w:color w:val="1C3A36"/>
+                <w:sz w:val="14"/>
+              </w:rPr>
+              <w:t>fgn_share</w:t>
+            </w:r>
+          </w:p>
+        </w:tc>
+        <w:tc>
+          <w:tcPr>
+            <w:tcW w:type="dxa" w:w="1656"/>
+          </w:tcPr>
+          <w:p>
+            <w:pPr>
+              <w:spacing w:after="20"/>
+              <w:jc w:val="right"/>
+            </w:pPr>
+            <w:r>
+              <w:rPr>
+                <w:color w:val="1C3A36"/>
+                <w:sz w:val="14"/>
+              </w:rPr>
+              <w:t>0.1708</w:t>
+            </w:r>
+          </w:p>
+        </w:tc>
+        <w:tc>
+          <w:tcPr>
+            <w:tcW w:type="dxa" w:w="5616"/>
+          </w:tcPr>
+          <w:p>
+            <w:pPr>
+              <w:spacing w:after="20"/>
+              <w:jc w:val="right"/>
+            </w:pPr>
+            <w:r>
+              <w:rPr>
+                <w:color w:val="1C3A36"/>
+                <w:sz w:val="14"/>
+              </w:rPr>
+              <w:t>Revenue OUTSIDE the UAE, FY2025 audited geographic split, note 5 (11,466.934 within / 2,361.935 outside) — recognised REVENUE, not contracted sales; one external audit asserted this split is unpublished; it is note 5 of the audited statements</w:t>
+            </w:r>
+          </w:p>
+        </w:tc>
+        <w:tc>
+          <w:tcPr>
+            <w:tcW w:type="dxa" w:w="1080"/>
+          </w:tcPr>
+          <w:p>
+            <w:pPr>
+              <w:spacing w:after="20"/>
+              <w:jc w:val="right"/>
+            </w:pPr>
+            <w:r>
+              <w:rPr>
+                <w:color w:val="1C3A36"/>
+                <w:sz w:val="14"/>
+              </w:rPr>
+              <w:t>2026-02-18</w:t>
+            </w:r>
+          </w:p>
+        </w:tc>
+      </w:tr>
+      <w:tr>
+        <w:tc>
+          <w:tcPr>
+            <w:tcW w:type="dxa" w:w="1800"/>
+          </w:tcPr>
+          <w:p>
+            <w:pPr>
+              <w:spacing w:after="20"/>
+            </w:pPr>
+            <w:r>
+              <w:rPr>
+                <w:color w:val="1C3A36"/>
+                <w:sz w:val="14"/>
+              </w:rPr>
+              <w:t>recurring_base</w:t>
+            </w:r>
+          </w:p>
+        </w:tc>
+        <w:tc>
+          <w:tcPr>
+            <w:tcW w:type="dxa" w:w="1656"/>
+          </w:tcPr>
+          <w:p>
+            <w:pPr>
+              <w:spacing w:after="20"/>
+              <w:jc w:val="right"/>
+            </w:pPr>
+            <w:r>
+              <w:rPr>
+                <w:color w:val="1C3A36"/>
+                <w:sz w:val="14"/>
+              </w:rPr>
+              <w:t>6,455.178</w:t>
+            </w:r>
+          </w:p>
+        </w:tc>
+        <w:tc>
+          <w:tcPr>
+            <w:tcW w:type="dxa" w:w="5616"/>
+          </w:tcPr>
+          <w:p>
+            <w:pPr>
+              <w:spacing w:after="20"/>
+              <w:jc w:val="right"/>
+            </w:pPr>
+            <w:r>
+              <w:rPr>
+                <w:color w:val="1C3A36"/>
+                <w:sz w:val="14"/>
+              </w:rPr>
+              <w:t>Recurring/operating legs base = FY2025 AIM + Hospitality + ECT segment revenue (6,455.178), grown 15% to mid-cycle</w:t>
+            </w:r>
+          </w:p>
+        </w:tc>
+        <w:tc>
+          <w:tcPr>
+            <w:tcW w:type="dxa" w:w="1080"/>
+          </w:tcPr>
+          <w:p>
+            <w:pPr>
+              <w:spacing w:after="20"/>
+              <w:jc w:val="right"/>
+            </w:pPr>
+            <w:r>
+              <w:rPr>
+                <w:color w:val="1C3A36"/>
+                <w:sz w:val="14"/>
+              </w:rPr>
+              <w:t>2026-02-18</w:t>
+            </w:r>
+          </w:p>
+        </w:tc>
+      </w:tr>
+      <w:tr>
+        <w:tc>
+          <w:tcPr>
+            <w:tcW w:type="dxa" w:w="1800"/>
+          </w:tcPr>
+          <w:p>
+            <w:pPr>
+              <w:spacing w:after="20"/>
+            </w:pPr>
+            <w:r>
+              <w:rPr>
+                <w:color w:val="1C3A36"/>
+                <w:sz w:val="14"/>
+              </w:rPr>
               <w:t>land_bv</w:t>
             </w:r>
           </w:p>
@@ -12127,7 +14808,7 @@
                 <w:color w:val="1C3A36"/>
                 <w:sz w:val="14"/>
               </w:rPr>
-              <w:t>Land plots at cost inside inventories, note 19, Audited consolidated financial statements FY2025, Modon Holding PSC, signed 18-Feb-2026, modon.com investor relations</w:t>
+              <w:t>Land plots at cost, note 19, Audited consolidated financial statements FY2025, Modon Holding PSC, signed 18-Feb-2026, modon.com investor relations</w:t>
             </w:r>
           </w:p>
         </w:tc>
@@ -12146,6 +14827,152 @@
                 <w:sz w:val="14"/>
               </w:rPr>
               <w:t>2026-02-18</w:t>
+            </w:r>
+          </w:p>
+        </w:tc>
+      </w:tr>
+      <w:tr>
+        <w:tc>
+          <w:tcPr>
+            <w:tcW w:type="dxa" w:w="1800"/>
+          </w:tcPr>
+          <w:p>
+            <w:pPr>
+              <w:spacing w:after="20"/>
+            </w:pPr>
+            <w:r>
+              <w:rPr>
+                <w:color w:val="1C3A36"/>
+                <w:sz w:val="14"/>
+              </w:rPr>
+              <w:t>dwip_bv_h1</w:t>
+            </w:r>
+          </w:p>
+        </w:tc>
+        <w:tc>
+          <w:tcPr>
+            <w:tcW w:type="dxa" w:w="1656"/>
+          </w:tcPr>
+          <w:p>
+            <w:pPr>
+              <w:spacing w:after="20"/>
+              <w:jc w:val="right"/>
+            </w:pPr>
+            <w:r>
+              <w:rPr>
+                <w:color w:val="1C3A36"/>
+                <w:sz w:val="14"/>
+              </w:rPr>
+              <w:t>6,487.697</w:t>
+            </w:r>
+          </w:p>
+        </w:tc>
+        <w:tc>
+          <w:tcPr>
+            <w:tcW w:type="dxa" w:w="5616"/>
+          </w:tcPr>
+          <w:p>
+            <w:pPr>
+              <w:spacing w:after="20"/>
+              <w:jc w:val="right"/>
+            </w:pPr>
+            <w:r>
+              <w:rPr>
+                <w:color w:val="1C3A36"/>
+                <w:sz w:val="14"/>
+              </w:rPr>
+              <w:t>Development WIP at 30-Jun-2026, Interim condensed consolidated financial statements, 30-Jun-2026 (reviewed, unaudited), modon.com investor relations</w:t>
+            </w:r>
+          </w:p>
+        </w:tc>
+        <w:tc>
+          <w:tcPr>
+            <w:tcW w:type="dxa" w:w="1080"/>
+          </w:tcPr>
+          <w:p>
+            <w:pPr>
+              <w:spacing w:after="20"/>
+              <w:jc w:val="right"/>
+            </w:pPr>
+            <w:r>
+              <w:rPr>
+                <w:color w:val="1C3A36"/>
+                <w:sz w:val="14"/>
+              </w:rPr>
+              <w:t>2026-08-07</w:t>
+            </w:r>
+          </w:p>
+        </w:tc>
+      </w:tr>
+      <w:tr>
+        <w:tc>
+          <w:tcPr>
+            <w:tcW w:type="dxa" w:w="1800"/>
+          </w:tcPr>
+          <w:p>
+            <w:pPr>
+              <w:spacing w:after="20"/>
+            </w:pPr>
+            <w:r>
+              <w:rPr>
+                <w:color w:val="1C3A36"/>
+                <w:sz w:val="14"/>
+              </w:rPr>
+              <w:t>rp_book_h1</w:t>
+            </w:r>
+          </w:p>
+        </w:tc>
+        <w:tc>
+          <w:tcPr>
+            <w:tcW w:type="dxa" w:w="1656"/>
+          </w:tcPr>
+          <w:p>
+            <w:pPr>
+              <w:spacing w:after="20"/>
+              <w:jc w:val="right"/>
+            </w:pPr>
+            <w:r>
+              <w:rPr>
+                <w:color w:val="1C3A36"/>
+                <w:sz w:val="14"/>
+              </w:rPr>
+              <w:t>10,755.509</w:t>
+            </w:r>
+          </w:p>
+        </w:tc>
+        <w:tc>
+          <w:tcPr>
+            <w:tcW w:type="dxa" w:w="5616"/>
+          </w:tcPr>
+          <w:p>
+            <w:pPr>
+              <w:spacing w:after="20"/>
+              <w:jc w:val="right"/>
+            </w:pPr>
+            <w:r>
+              <w:rPr>
+                <w:color w:val="1C3A36"/>
+                <w:sz w:val="14"/>
+              </w:rPr>
+              <w:t>Amounts due from related parties NC + C, 30-Jun-2026, Interim condensed consolidated financial statements, 30-Jun-2026 (reviewed, unaudited), modon.com investor relations</w:t>
+            </w:r>
+          </w:p>
+        </w:tc>
+        <w:tc>
+          <w:tcPr>
+            <w:tcW w:type="dxa" w:w="1080"/>
+          </w:tcPr>
+          <w:p>
+            <w:pPr>
+              <w:spacing w:after="20"/>
+              <w:jc w:val="right"/>
+            </w:pPr>
+            <w:r>
+              <w:rPr>
+                <w:color w:val="1C3A36"/>
+                <w:sz w:val="14"/>
+              </w:rPr>
+              <w:t>2026-08-07</w:t>
             </w:r>
           </w:p>
         </w:tc>
@@ -12399,7 +15226,7 @@
                 <w:color w:val="1C3A36"/>
                 <w:sz w:val="14"/>
               </w:rPr>
-              <w:t>Blended forward margin over 6M EIBOR: the newest large AED tranche (Term Loan 15, 1,415mn, Jan-2027) priced at 6M EIBOR+0.60%; construction tranches at 3M EIBOR+0.85-2.5%; GBP venue debt at SONIA+0.95-2.05%. Blend ~+165bp</w:t>
+              <w:t>Blended forward margin over 6M EIBOR from the note-29 tranche table (+0.60% newest large AED tranche to +2.5% construction; SONIA +0.95-2.05% GBP)</w:t>
             </w:r>
           </w:p>
         </w:tc>
@@ -12598,7 +15425,7 @@
                 <w:color w:val="1C3A36"/>
                 <w:sz w:val="14"/>
               </w:rPr>
-              <w:t>AED sovereign anchor: UAE dirham T-Bond maturing Jan-2031 auctioned at 4.48% YTM (July-2026 auction, ~4bp over comparable UST), UAE MoF/CBUAE via WAM, longest liquid AED tranche</w:t>
+              <w:t>AED sovereign anchor: Jan-2031 dirham T-Bond, 4.48% YTM, July-2026 auction, ~4bp over UST (UAE MoF via WAM) — the longest liquid AED government tranche; the tenor choice (4.4y vs a perpetual stream) is stated as a limitation</w:t>
             </w:r>
           </w:p>
         </w:tc>
@@ -12671,7 +15498,7 @@
                 <w:color w:val="1C3A36"/>
                 <w:sz w:val="14"/>
               </w:rPr>
-              <w:t>Damodaran adjusted default spread, UAE row, rating basis (Aa2), January 2026 update of ctryprem</w:t>
+              <w:t>Damodaran adjusted default spread, UAE (Aa2), rating basis, January-2026 ctryprem (the July-2026 refresh carries the same UAE parameters per independent verification; vintage stated)</w:t>
             </w:r>
           </w:p>
         </w:tc>
@@ -12744,7 +15571,7 @@
                 <w:color w:val="1C3A36"/>
                 <w:sz w:val="14"/>
               </w:rPr>
-              <w:t>Damodaran total equity risk premium, UAE row, rating basis, January 2026 ctryprem (mature-market base 4.23% + CRP 0.64%)</w:t>
+              <w:t>Damodaran total ERP, UAE row, rating basis</w:t>
             </w:r>
           </w:p>
         </w:tc>
@@ -12817,7 +15644,7 @@
                 <w:color w:val="1C3A36"/>
                 <w:sz w:val="14"/>
               </w:rPr>
-              <w:t>Damodaran ctryprem UAE row: sovereign CDS and CDS-based ERP published as NA — the CDS-basis WACC cannot be built for the UAE; the consistency rule (strip the same basis you add back) is satisfied on the rating basis alone</w:t>
+              <w:t>No UAE sovereign CDS row is published — the CDS-basis WACC cannot be built; rating basis stands alone, stated</w:t>
             </w:r>
           </w:p>
         </w:tc>
@@ -12890,7 +15717,7 @@
                 <w:color w:val="1C3A36"/>
                 <w:sz w:val="14"/>
               </w:rPr>
-              <w:t>EIBOR 6-month fixing 3.71% at 31-Mar-2026 (CBUAE published set via secondary mirrors; CBUAE page returned 403 at this session's proxy, logged)</w:t>
+              <w:t>EIBOR 6M 3.71% (31-Mar-2026 published set; the CBUAE page again refused this session — fixing retained WITH ITS DATE; a 25bp EIBOR move is ~3bp of WACC)</w:t>
             </w:r>
           </w:p>
         </w:tc>
@@ -12927,7 +15754,7 @@
                 <w:color w:val="1C3A36"/>
                 <w:sz w:val="14"/>
               </w:rPr>
-              <w:t>egy_crp</w:t>
+              <w:t>cash_yield</w:t>
             </w:r>
           </w:p>
         </w:tc>
@@ -12945,7 +15772,7 @@
                 <w:color w:val="1C3A36"/>
                 <w:sz w:val="14"/>
               </w:rPr>
-              <w:t>0.0971</w:t>
+              <w:t>0.035</w:t>
             </w:r>
           </w:p>
         </w:tc>
@@ -12963,7 +15790,7 @@
                 <w:color w:val="1C3A36"/>
                 <w:sz w:val="14"/>
               </w:rPr>
-              <w:t>Damodaran country risk premium, Egypt row (Caa1), January 2026 ctryprem — applied as a stress to the ~18% of revenue earned outside the UAE</w:t>
+              <w:t>Yield on cash</w:t>
             </w:r>
           </w:p>
         </w:tc>
@@ -12981,7 +15808,7 @@
                 <w:color w:val="1C3A36"/>
                 <w:sz w:val="14"/>
               </w:rPr>
-              <w:t>2026-01-05</w:t>
+              <w:t>2026-06-17</w:t>
             </w:r>
           </w:p>
         </w:tc>
@@ -13000,7 +15827,7 @@
                 <w:color w:val="1C3A36"/>
                 <w:sz w:val="14"/>
               </w:rPr>
-              <w:t>cash_yield</w:t>
+              <w:t>egy_crp</w:t>
             </w:r>
           </w:p>
         </w:tc>
@@ -13018,7 +15845,7 @@
                 <w:color w:val="1C3A36"/>
                 <w:sz w:val="14"/>
               </w:rPr>
-              <w:t>0.035</w:t>
+              <w:t>0.0971</w:t>
             </w:r>
           </w:p>
         </w:tc>
@@ -13036,7 +15863,7 @@
                 <w:color w:val="1C3A36"/>
                 <w:sz w:val="14"/>
               </w:rPr>
-              <w:t>Yield on cash balances ~ CBUAE base rate</w:t>
+              <w:t>Damodaran CRP, Egypt (Caa1), Jan-2026</w:t>
             </w:r>
           </w:p>
         </w:tc>
@@ -13054,7 +15881,7 @@
                 <w:color w:val="1C3A36"/>
                 <w:sz w:val="14"/>
               </w:rPr>
-              <w:t>2026-06-17</w:t>
+              <w:t>2026-01-05</w:t>
             </w:r>
           </w:p>
         </w:tc>
@@ -13076,7 +15903,7 @@
           <w:color w:val="1C3A36"/>
           <w:sz w:val="24"/>
         </w:rPr>
-        <w:t>Industry layer — 1 inputs</w:t>
+        <w:t>Industry layer — 2 inputs</w:t>
       </w:r>
     </w:p>
     <w:tbl>
@@ -13199,6 +16026,79 @@
                 <w:color w:val="1C3A36"/>
                 <w:sz w:val="14"/>
               </w:rPr>
+              <w:t>beta_industry_check</w:t>
+            </w:r>
+          </w:p>
+        </w:tc>
+        <w:tc>
+          <w:tcPr>
+            <w:tcW w:type="dxa" w:w="1656"/>
+          </w:tcPr>
+          <w:p>
+            <w:pPr>
+              <w:spacing w:after="20"/>
+              <w:jc w:val="right"/>
+            </w:pPr>
+            <w:r>
+              <w:rPr>
+                <w:color w:val="1C3A36"/>
+                <w:sz w:val="14"/>
+              </w:rPr>
+              <w:t>unlevered_weighted: 0.501; relevered_fy25: 0.563; relevered_h1: 0.588</w:t>
+            </w:r>
+          </w:p>
+        </w:tc>
+        <w:tc>
+          <w:tcPr>
+            <w:tcW w:type="dxa" w:w="5616"/>
+          </w:tcPr>
+          <w:p>
+            <w:pPr>
+              <w:spacing w:after="20"/>
+              <w:jc w:val="right"/>
+            </w:pPr>
+            <w:r>
+              <w:rPr>
+                <w:color w:val="1C3A36"/>
+                <w:sz w:val="14"/>
+              </w:rPr>
+              <w:t>Damodaran January-2026 EM industry betas (betaemerg.xls, saved 07-Jan-2026): RE Development unlevered 0.452 (cash-corrected, 786 firms, D/E 1.97), RE Operations 0.590, Hotel/Gaming 0.580; gross-profit-weighted and relevered at Modon's structure. Cross-check only</w:t>
+            </w:r>
+          </w:p>
+        </w:tc>
+        <w:tc>
+          <w:tcPr>
+            <w:tcW w:type="dxa" w:w="1080"/>
+          </w:tcPr>
+          <w:p>
+            <w:pPr>
+              <w:spacing w:after="20"/>
+              <w:jc w:val="right"/>
+            </w:pPr>
+            <w:r>
+              <w:rPr>
+                <w:color w:val="1C3A36"/>
+                <w:sz w:val="14"/>
+              </w:rPr>
+              <w:t>2026-01-07</w:t>
+            </w:r>
+          </w:p>
+        </w:tc>
+      </w:tr>
+      <w:tr>
+        <w:tc>
+          <w:tcPr>
+            <w:tcW w:type="dxa" w:w="1800"/>
+          </w:tcPr>
+          <w:p>
+            <w:pPr>
+              <w:spacing w:after="20"/>
+            </w:pPr>
+            <w:r>
+              <w:rPr>
+                <w:color w:val="1C3A36"/>
+                <w:sz w:val="14"/>
+              </w:rPr>
               <w:t>peers</w:t>
             </w:r>
           </w:p>
@@ -13217,7 +16117,7 @@
                 <w:color w:val="1C3A36"/>
                 <w:sz w:val="14"/>
               </w:rPr>
-              <w:t>ALDAR: name: Aldar Properties (ADX); pe: 7.54; spot: 7.78; mcap: 61,170; np: 8,800; rev: 33,800; EMAAR: name: Emaar Properties (DFM); pe: 5.3; spot: 11.5; mcap: 101,650; np: None; rev: 49,600; EMAARDEV: name: Emaar Development (DFM); pe: 4.08; spot: 13.38; mcap: 53,520; np: 11,320; rev: 27,490</w:t>
+              <w:t>ALDAR: name: Aldar Properties (ADX); spot: 7.78; shares_mn: 7,862.6; mcap: 61,171; np_attr: 7,548; eps: 0.96; EMAAR: name: Emaar Properties (DFM); spot: 11.5; shares_mn: 8,838; mcap: 101,650; np_attr: 17,599; eps: None; EMAARDEV: name: Emaar Development (DFM); spot: 13.38; shares_mn: 4,000; mcap: 53,520; np_attr: 11,316; eps: None</w:t>
             </w:r>
           </w:p>
         </w:tc>
@@ -13235,7 +16135,7 @@
                 <w:color w:val="1C3A36"/>
                 <w:sz w:val="14"/>
               </w:rPr>
-              <w:t>Peer FY2025 fundamentals from each company's own results release (aldar.com 09-Feb-2026; emaar.com Feb-2026); trailing P/E and market caps cross-checked on stockanalysis.com, 07-Aug-2026 — CROSS-CHECK ONLY, labelled as such; no peer figure enters the subject's historicals</w:t>
+              <w:t>Peer table REBUILT at revision 2 on one attributable-earnings basis from the peers' own audited filings/releases (figures per the external audits' primary-source checks, adopted after verification); market caps from prices at 07-Aug-2026. Cross-check only</w:t>
             </w:r>
           </w:p>
         </w:tc>
@@ -13253,7 +16153,7 @@
                 <w:color w:val="1C3A36"/>
                 <w:sz w:val="14"/>
               </w:rPr>
-              <w:t>2026-08-07</w:t>
+              <w:t>2026-08-09</w:t>
             </w:r>
           </w:p>
         </w:tc>
@@ -13275,7 +16175,7 @@
           <w:color w:val="1C3A36"/>
           <w:sz w:val="24"/>
         </w:rPr>
-        <w:t>House layer — 40 inputs</w:t>
+        <w:t>House layer — 48 inputs</w:t>
       </w:r>
     </w:p>
     <w:tbl>
@@ -13416,7 +16316,7 @@
                 <w:color w:val="1C3A36"/>
                 <w:sz w:val="14"/>
               </w:rPr>
-              <w:t>0.24 · 0.27 · 0.29 · 0.31 · 0.33</w:t>
+              <w:t>0.105 · 0.25 · 0.28 · 0.3 · 0.32</w:t>
             </w:r>
           </w:p>
         </w:tc>
@@ -13434,7 +16334,7 @@
                 <w:color w:val="1C3A36"/>
                 <w:sz w:val="14"/>
               </w:rPr>
-              <w:t>Backlog conversion rate on opening development backlog. FY2026E anchored on H1-2026 actuals (RED development revenue ex-land 4,237 in H1 = ~20% annualised pace on the opening 42,600, with an H2-weighted construction ramp), stepping up as the AED 32bn of construction contracts procured in 2025 mobilise</w:t>
+              <w:t>Backlog conversion on opening development backlog (H2-2026 is a half-year rate). Anchor: H1-2026 realised development revenue ex-land 4,237 = 9.9% of the 42,600 opening — a ~20-23% annualised pace on a growing base, stepping up as the record construction book mobilises</w:t>
             </w:r>
           </w:p>
         </w:tc>
@@ -13489,7 +16389,7 @@
                 <w:color w:val="1C3A36"/>
                 <w:sz w:val="14"/>
               </w:rPr>
-              <w:t>26,000 · 24,000 · 22,000 · 20,500 · 19,000</w:t>
+              <w:t>12,000 · 30,000 · 26,000 · 23,000 · 21,000</w:t>
             </w:r>
           </w:p>
         </w:tc>
@@ -13507,7 +16407,7 @@
                 <w:color w:val="1C3A36"/>
                 <w:sz w:val="14"/>
               </w:rPr>
-              <w:t>New development sales, BASE path: normalising from the 2025 record (33.8bn dev component of 36.3bn) toward a mid-cycle ~19-26bn as the ADREC-reported +67% residential market cools; Modon share of Abu Dhabi residential held roughly flat</w:t>
+              <w:t>New development sales, BASE path, POST-H1 (the AED 26bn H1-2026 actual is already inside the opening backlog): H2-2026 12bn (no assumed repeat of the 13bn Golf Estates launch), then fading 30-&gt;21bn/yr — still below the 52bn annualised H1 run-rate throughout</w:t>
             </w:r>
           </w:p>
         </w:tc>
@@ -13562,7 +16462,7 @@
                 <w:color w:val="1C3A36"/>
                 <w:sz w:val="14"/>
               </w:rPr>
-              <w:t>1,800 · 1,600 · 1,400 · 1,200 · 1,000</w:t>
+              <w:t>700 · 1,400 · 1,300 · 1,200 · 1,100</w:t>
             </w:r>
           </w:p>
         </w:tc>
@@ -13580,7 +16480,7 @@
                 <w:color w:val="1C3A36"/>
                 <w:sz w:val="14"/>
               </w:rPr>
-              <w:t>Point-in-time land and plot sales, tapering from the FY2025 2,513 (related-party-heavy; 67% gross margin) toward 1,000</w:t>
+              <w:t>Point-in-time land and plot sales: H1-2026 actual was 1,438; tapering path</w:t>
             </w:r>
           </w:p>
         </w:tc>
@@ -13653,7 +16553,7 @@
                 <w:color w:val="1C3A36"/>
                 <w:sz w:val="14"/>
               </w:rPr>
-              <w:t>RED gross margin: FY2025 actual 43.7%, H1-2026 41.3%; glides to 38% as the related-party land mix fades and the tender-price escalator (~4%) runs ahead of realised-price escalation (~2%)</w:t>
+              <w:t>RED gross margin: FY2025 43.7%, H1-2026 actual 41.3%; glides to 38% as related-party land mix fades and the ~4% tender-price escalator runs ahead of ~2% realised-price escalation</w:t>
             </w:r>
           </w:p>
         </w:tc>
@@ -13708,7 +16608,7 @@
                 <w:color w:val="1C3A36"/>
                 <w:sz w:val="14"/>
               </w:rPr>
-              <w:t>0.1 · 0.085 · 0.085 · 0.08 · 0.08</w:t>
+              <w:t>None · 0.09 · 0.085 · 0.08 · 0.08</w:t>
             </w:r>
           </w:p>
         </w:tc>
@@ -13726,7 +16626,7 @@
                 <w:color w:val="1C3A36"/>
                 <w:sz w:val="14"/>
               </w:rPr>
-              <w:t>AIM revenue growth: 97% occupancy, contracted GLA additions, 2 Finsbury Avenue and Harborside step-ins</w:t>
+              <w:t>AIM revenue growth off the FY2026E base; H2-2026E set directly</w:t>
             </w:r>
           </w:p>
         </w:tc>
@@ -13763,7 +16663,7 @@
                 <w:color w:val="1C3A36"/>
                 <w:sz w:val="14"/>
               </w:rPr>
-              <w:t>aim_margin</w:t>
+              <w:t>aim_h2</w:t>
             </w:r>
           </w:p>
         </w:tc>
@@ -13781,7 +16681,7 @@
                 <w:color w:val="1C3A36"/>
                 <w:sz w:val="14"/>
               </w:rPr>
-              <w:t>0.64 · 0.64 · 0.64 · 0.64 · 0.64</w:t>
+              <w:t>385</w:t>
             </w:r>
           </w:p>
         </w:tc>
@@ -13799,7 +16699,7 @@
                 <w:color w:val="1C3A36"/>
                 <w:sz w:val="14"/>
               </w:rPr>
-              <w:t>AIM gross margin held at the FY2025 actual 64.3%</w:t>
+              <w:t>AIM H2-2026E revenue: H1 actual 361 with contracted occupancy 96% and GLA additions</w:t>
             </w:r>
           </w:p>
         </w:tc>
@@ -13836,7 +16736,7 @@
                 <w:color w:val="1C3A36"/>
                 <w:sz w:val="14"/>
               </w:rPr>
-              <w:t>hosp_growth</w:t>
+              <w:t>aim_margin</w:t>
             </w:r>
           </w:p>
         </w:tc>
@@ -13854,7 +16754,7 @@
                 <w:color w:val="1C3A36"/>
                 <w:sz w:val="14"/>
               </w:rPr>
-              <w:t>0.06 · 0.07 · 0.07 · 0.06 · 0.06</w:t>
+              <w:t>0.68 · 0.66 · 0.65 · 0.64 · 0.64</w:t>
             </w:r>
           </w:p>
         </w:tc>
@@ -13872,7 +16772,7 @@
                 <w:color w:val="1C3A36"/>
                 <w:sz w:val="14"/>
               </w:rPr>
-              <w:t>Hospitality: 7,137 keys at 71% occupancy recovering toward 75% plus Olympia Resort ramp</w:t>
+              <w:t>AIM gross margin: FY2025 64.3%, H1-2026 actual 71.6%; held near the blend</w:t>
             </w:r>
           </w:p>
         </w:tc>
@@ -13909,7 +16809,7 @@
                 <w:color w:val="1C3A36"/>
                 <w:sz w:val="14"/>
               </w:rPr>
-              <w:t>hosp_margin</w:t>
+              <w:t>hosp_growth</w:t>
             </w:r>
           </w:p>
         </w:tc>
@@ -13927,7 +16827,7 @@
                 <w:color w:val="1C3A36"/>
                 <w:sz w:val="14"/>
               </w:rPr>
-              <w:t>0.27 · 0.28 · 0.29 · 0.3 · 0.3</w:t>
+              <w:t>None · 0.07 · 0.07 · 0.06 · 0.06</w:t>
             </w:r>
           </w:p>
         </w:tc>
@@ -13945,7 +16845,7 @@
                 <w:color w:val="1C3A36"/>
                 <w:sz w:val="14"/>
               </w:rPr>
-              <w:t>Hospitality gross margin: FY2025 26.6% (post-2024 impairment reset), H1-2026 27.2%, recovering to 30%</w:t>
+              <w:t>Hospitality growth off FY2026E; H2 set directly</w:t>
             </w:r>
           </w:p>
         </w:tc>
@@ -13982,7 +16882,7 @@
                 <w:color w:val="1C3A36"/>
                 <w:sz w:val="14"/>
               </w:rPr>
-              <w:t>ect_growth</w:t>
+              <w:t>hosp_h2</w:t>
             </w:r>
           </w:p>
         </w:tc>
@@ -14000,7 +16900,7 @@
                 <w:color w:val="1C3A36"/>
                 <w:sz w:val="14"/>
               </w:rPr>
-              <w:t>0.118 · 0.045 · 0.043 · 0.041 · 0.039</w:t>
+              <w:t>452</w:t>
             </w:r>
           </w:p>
         </w:tc>
@@ -14018,7 +16918,7 @@
                 <w:color w:val="1C3A36"/>
                 <w:sz w:val="14"/>
               </w:rPr>
-              <w:t>ECT: FY2026E anchored on H1 actual 2,775 with the H2-weighted events season (896 events, 6.3mn visitors 2025; Arena Group full-year effect), then ~4%/yr events-industry growth</w:t>
+              <w:t>Hospitality H2-2026E: H1 actual 388 plus the winter-season weighting (H2-2025 was 52% of the year)</w:t>
             </w:r>
           </w:p>
         </w:tc>
@@ -14055,7 +16955,7 @@
                 <w:color w:val="1C3A36"/>
                 <w:sz w:val="14"/>
               </w:rPr>
-              <w:t>ect_margin</w:t>
+              <w:t>hosp_margin</w:t>
             </w:r>
           </w:p>
         </w:tc>
@@ -14073,7 +16973,7 @@
                 <w:color w:val="1C3A36"/>
                 <w:sz w:val="14"/>
               </w:rPr>
-              <w:t>0.265 · 0.27 · 0.275 · 0.28 · 0.28</w:t>
+              <w:t>0.29 · 0.28 · 0.29 · 0.3 · 0.3</w:t>
             </w:r>
           </w:p>
         </w:tc>
@@ -14091,7 +16991,7 @@
                 <w:color w:val="1C3A36"/>
                 <w:sz w:val="14"/>
               </w:rPr>
-              <w:t>ECT gross margin: FY2025 26.5%, temporary-infrastructure mix maturing</w:t>
+              <w:t>Hospitality gross margin: H1-2026 actual 27.2%, recovering to 30%</w:t>
             </w:r>
           </w:p>
         </w:tc>
@@ -14128,7 +17028,7 @@
                 <w:color w:val="1C3A36"/>
                 <w:sz w:val="14"/>
               </w:rPr>
-              <w:t>oth_rev_f</w:t>
+              <w:t>ect_growth</w:t>
             </w:r>
           </w:p>
         </w:tc>
@@ -14146,7 +17046,7 @@
                 <w:color w:val="1C3A36"/>
                 <w:sz w:val="14"/>
               </w:rPr>
-              <w:t>-30</w:t>
+              <w:t>None · 0.045 · 0.043 · 0.041 · 0.039</w:t>
             </w:r>
           </w:p>
         </w:tc>
@@ -14164,7 +17064,7 @@
                 <w:color w:val="1C3A36"/>
                 <w:sz w:val="14"/>
               </w:rPr>
-              <w:t>Others/eliminations revenue, held at FY2025</w:t>
+              <w:t>ECT growth off FY2026E; H2 set directly</w:t>
             </w:r>
           </w:p>
         </w:tc>
@@ -14201,7 +17101,7 @@
                 <w:color w:val="1C3A36"/>
                 <w:sz w:val="14"/>
               </w:rPr>
-              <w:t>oth_gp_f</w:t>
+              <w:t>ect_h2</w:t>
             </w:r>
           </w:p>
         </w:tc>
@@ -14219,7 +17119,7 @@
                 <w:color w:val="1C3A36"/>
                 <w:sz w:val="14"/>
               </w:rPr>
-              <w:t>-120</w:t>
+              <w:t>3,000</w:t>
             </w:r>
           </w:p>
         </w:tc>
@@ -14237,7 +17137,7 @@
                 <w:color w:val="1C3A36"/>
                 <w:sz w:val="14"/>
               </w:rPr>
-              <w:t>Others gross loss: FY2025 -164.6 included one-off items; H1-2026 run-rate -115</w:t>
+              <w:t>ECT H2-2026E: H1 actual 2,775 plus the H2-weighted events season (ADNEC calendar; Arena full-period)</w:t>
             </w:r>
           </w:p>
         </w:tc>
@@ -14274,7 +17174,7 @@
                 <w:color w:val="1C3A36"/>
                 <w:sz w:val="14"/>
               </w:rPr>
-              <w:t>ga_pct</w:t>
+              <w:t>ect_margin</w:t>
             </w:r>
           </w:p>
         </w:tc>
@@ -14292,7 +17192,7 @@
                 <w:color w:val="1C3A36"/>
                 <w:sz w:val="14"/>
               </w:rPr>
-              <w:t>0.088 · 0.088 · 0.087 · 0.086 · 0.085</w:t>
+              <w:t>0.29 · 0.27 · 0.275 · 0.28 · 0.28</w:t>
             </w:r>
           </w:p>
         </w:tc>
@@ -14310,7 +17210,7 @@
                 <w:color w:val="1C3A36"/>
                 <w:sz w:val="14"/>
               </w:rPr>
-              <w:t>G&amp;A as a share of revenue: FY2025 11.2%, H1-2026 actual 7.5% (operating leverage); forecast holds a conservative 8.5-8.8%</w:t>
+              <w:t>ECT gross margin: H1-2026 actual 19.9% (temporary-infrastructure mix), recovering toward the FY2025 26.5% as the events season carries H2</w:t>
             </w:r>
           </w:p>
         </w:tc>
@@ -14347,7 +17247,7 @@
                 <w:color w:val="1C3A36"/>
                 <w:sz w:val="14"/>
               </w:rPr>
-              <w:t>sm_pct</w:t>
+              <w:t>oth_rev_f</w:t>
             </w:r>
           </w:p>
         </w:tc>
@@ -14365,7 +17265,7 @@
                 <w:color w:val="1C3A36"/>
                 <w:sz w:val="14"/>
               </w:rPr>
-              <w:t>0.018 · 0.018 · 0.017 · 0.017 · 0.016</w:t>
+              <w:t>-30</w:t>
             </w:r>
           </w:p>
         </w:tc>
@@ -14383,7 +17283,7 @@
                 <w:color w:val="1C3A36"/>
                 <w:sz w:val="14"/>
               </w:rPr>
-              <w:t>Selling and marketing as a share of revenue: FY2025 1.9%, H1-2026 1.6%</w:t>
+              <w:t>Others / eliminations, full-year rate</w:t>
             </w:r>
           </w:p>
         </w:tc>
@@ -14420,7 +17320,7 @@
                 <w:color w:val="1C3A36"/>
                 <w:sz w:val="14"/>
               </w:rPr>
-              <w:t>invinc_f</w:t>
+              <w:t>oth_gp_f</w:t>
             </w:r>
           </w:p>
         </w:tc>
@@ -14438,7 +17338,7 @@
                 <w:color w:val="1C3A36"/>
                 <w:sz w:val="14"/>
               </w:rPr>
-              <w:t>160 · 165 · 170 · 175 · 180</w:t>
+              <w:t>-120</w:t>
             </w:r>
           </w:p>
         </w:tc>
@@ -14456,7 +17356,7 @@
                 <w:color w:val="1C3A36"/>
                 <w:sz w:val="14"/>
               </w:rPr>
-              <w:t>Investment and other income, recurring component only: FY2025 338 included 94 of one-off unwinding/disposal items; H1-2026 71</w:t>
+              <w:t>Others gross loss, full-year rate (H1-2026 actual -57.5)</w:t>
             </w:r>
           </w:p>
         </w:tc>
@@ -14493,7 +17393,7 @@
                 <w:color w:val="1C3A36"/>
                 <w:sz w:val="14"/>
               </w:rPr>
-              <w:t>assoc_g</w:t>
+              <w:t>ga_pct</w:t>
             </w:r>
           </w:p>
         </w:tc>
@@ -14511,7 +17411,7 @@
                 <w:color w:val="1C3A36"/>
                 <w:sz w:val="14"/>
               </w:rPr>
-              <w:t>0.08</w:t>
+              <w:t>0.083 · 0.088 · 0.087 · 0.086 · 0.085</w:t>
             </w:r>
           </w:p>
         </w:tc>
@@ -14529,7 +17429,7 @@
                 <w:color w:val="1C3A36"/>
                 <w:sz w:val="14"/>
               </w:rPr>
-              <w:t>Growth in the share of associates/JV profit off a post-disposal FY2026E base of 200</w:t>
+              <w:t>G&amp;A / revenue. Anchors stated: FY2025 11.19%; H1-2026 headline 7.46% flattered by a -77.9 ECL reversal — ex-reversal 8.30%. The path glides 8.3% -&gt; 8.5-8.8%, i.e. BELOW FY2025 on realised operating leverage but ABOVE the flattered H1 print. The first edition's conservatism claim is withdrawn: this is a generous assumption relative to FY2025 and is now labelled as such</w:t>
             </w:r>
           </w:p>
         </w:tc>
@@ -14566,7 +17466,7 @@
                 <w:color w:val="1C3A36"/>
                 <w:sz w:val="14"/>
               </w:rPr>
-              <w:t>assoc_base</w:t>
+              <w:t>sm_pct</w:t>
             </w:r>
           </w:p>
         </w:tc>
@@ -14584,7 +17484,7 @@
                 <w:color w:val="1C3A36"/>
                 <w:sz w:val="14"/>
               </w:rPr>
-              <w:t>200</w:t>
+              <w:t>0.017 · 0.018 · 0.017 · 0.017 · 0.016</w:t>
             </w:r>
           </w:p>
         </w:tc>
@@ -14602,7 +17502,7 @@
                 <w:color w:val="1C3A36"/>
                 <w:sz w:val="14"/>
               </w:rPr>
-              <w:t>FY2026E associate income base: H1-2026 actual 88.3 plus H2, after the Q2-2026 JV disposal</w:t>
+              <w:t>S&amp;M / revenue: FY2025 1.93%, H1-2026 1.64%</w:t>
             </w:r>
           </w:p>
         </w:tc>
@@ -14639,7 +17539,7 @@
                 <w:color w:val="1C3A36"/>
                 <w:sz w:val="14"/>
               </w:rPr>
-              <w:t>dna_pct</w:t>
+              <w:t>invinc_f</w:t>
             </w:r>
           </w:p>
         </w:tc>
@@ -14657,7 +17557,7 @@
                 <w:color w:val="1C3A36"/>
                 <w:sz w:val="14"/>
               </w:rPr>
-              <w:t>0.042</w:t>
+              <w:t>80 · 165 · 170 · 175 · 180</w:t>
             </w:r>
           </w:p>
         </w:tc>
@@ -14675,7 +17575,7 @@
                 <w:color w:val="1C3A36"/>
                 <w:sz w:val="14"/>
               </w:rPr>
-              <w:t>Depreciation and amortisation as a share of revenue: FY2025 4.4%, H1-2026 3.6%; held near 4.2% as venues and resorts commission</w:t>
+              <w:t>Investment and other income, recurring component (H1-2026 actual 71 incl. one-offs)</w:t>
             </w:r>
           </w:p>
         </w:tc>
@@ -14712,7 +17612,7 @@
                 <w:color w:val="1C3A36"/>
                 <w:sz w:val="14"/>
               </w:rPr>
-              <w:t>capex_f</w:t>
+              <w:t>assoc_f_path</w:t>
             </w:r>
           </w:p>
         </w:tc>
@@ -14730,7 +17630,7 @@
                 <w:color w:val="1C3A36"/>
                 <w:sz w:val="14"/>
               </w:rPr>
-              <w:t>1,400 · 1,500 · 1,550 · 1,600 · 1,650</w:t>
+              <w:t>95 · 210 · 227 · 245 · 264</w:t>
             </w:r>
           </w:p>
         </w:tc>
@@ -14748,7 +17648,7 @@
                 <w:color w:val="1C3A36"/>
                 <w:sz w:val="14"/>
               </w:rPr>
-              <w:t>Capital expenditure: FY2025 actual 1,260.6 (PP&amp;E + intangibles + IP); rising with Olympia Resort and venue pipeline</w:t>
+              <w:t>Associate/JV income: H1-2026 actual 88.3 post the Q2 JV disposal; ~8%/yr thereafter</w:t>
             </w:r>
           </w:p>
         </w:tc>
@@ -14785,7 +17685,7 @@
                 <w:color w:val="1C3A36"/>
                 <w:sz w:val="14"/>
               </w:rPr>
-              <w:t>nwc_release</w:t>
+              <w:t>dna_rate</w:t>
             </w:r>
           </w:p>
         </w:tc>
@@ -14803,7 +17703,7 @@
                 <w:color w:val="1C3A36"/>
                 <w:sz w:val="14"/>
               </w:rPr>
-              <w:t>-1,500 · 800 · 1,200 · 1,400 · 1,400</w:t>
+              <w:t>0.034</w:t>
             </w:r>
           </w:p>
         </w:tc>
@@ -14821,7 +17721,7 @@
                 <w:color w:val="1C3A36"/>
                 <w:sz w:val="14"/>
               </w:rPr>
-              <w:t>Annual net working-capital release (negative = absorption) as the AED 26.6bn land bank and WIP convert to recognised revenue. FY2026E ABSORBS cash: the H1-2026 interim shows AED 5.4bn of receivable/related-party build-up and negative operating cash flow, only partly collected in H2; releases start FY2027E as escrows and Department-of-Finance receivables collect</w:t>
+              <w:t>Depreciation &amp; amortisation as a rate on the AVERAGE depreciable asset base (PP&amp;E + investment properties + right-of-use + intangibles): FY2025 charge 610.5 on an average base of ~17,940 = 3.4%. Respecified off the asset base at revision 2 — the first edition drove D&amp;A off revenue, a mis-specified driver both external audits flagged</w:t>
             </w:r>
           </w:p>
         </w:tc>
@@ -14858,7 +17758,7 @@
                 <w:color w:val="1C3A36"/>
                 <w:sz w:val="14"/>
               </w:rPr>
-              <w:t>tax_f</w:t>
+              <w:t>capex_f</w:t>
             </w:r>
           </w:p>
         </w:tc>
@@ -14876,7 +17776,7 @@
                 <w:color w:val="1C3A36"/>
                 <w:sz w:val="14"/>
               </w:rPr>
-              <w:t>0.155</w:t>
+              <w:t>700 · 1,500 · 1,550 · 1,600 · 1,650</w:t>
             </w:r>
           </w:p>
         </w:tc>
@@ -14894,7 +17794,7 @@
                 <w:color w:val="1C3A36"/>
                 <w:sz w:val="14"/>
               </w:rPr>
-              <w:t>Forecast effective tax rate: DMTT 15% floor on UAE profits plus the UK/Spain uplift; H1-2026 actual 15.4%</w:t>
+              <w:t>Capital expenditure (H2 stub then annual): H1-2026 actual 312.5 (PP&amp;E 206.9 + intangibles 63.5 + IP 42.0); rising with Olympia and venue pipeline</w:t>
             </w:r>
           </w:p>
         </w:tc>
@@ -14931,7 +17831,7 @@
                 <w:color w:val="1C3A36"/>
                 <w:sz w:val="14"/>
               </w:rPr>
-              <w:t>nci_pct</w:t>
+              <w:t>tax_f</w:t>
             </w:r>
           </w:p>
         </w:tc>
@@ -14949,7 +17849,7 @@
                 <w:color w:val="1C3A36"/>
                 <w:sz w:val="14"/>
               </w:rPr>
-              <w:t>0.02</w:t>
+              <w:t>0.155</w:t>
             </w:r>
           </w:p>
         </w:tc>
@@ -14967,7 +17867,7 @@
                 <w:color w:val="1C3A36"/>
                 <w:sz w:val="14"/>
               </w:rPr>
-              <w:t>NCI share of profit: FY2025 was a small NCI loss, H1-2026 +1.8% of PAT as hospitality JVs recover</w:t>
+              <w:t>Effective tax: DMTT 15% floor + foreign uplift; H1-2026 actual 15.4%</w:t>
             </w:r>
           </w:p>
         </w:tc>
@@ -15004,7 +17904,7 @@
                 <w:color w:val="1C3A36"/>
                 <w:sz w:val="14"/>
               </w:rPr>
-              <w:t>beta</w:t>
+              <w:t>nci_pct</w:t>
             </w:r>
           </w:p>
         </w:tc>
@@ -15022,7 +17922,7 @@
                 <w:color w:val="1C3A36"/>
                 <w:sz w:val="14"/>
               </w:rPr>
-              <w:t>1</w:t>
+              <w:t>0.02</w:t>
             </w:r>
           </w:p>
         </w:tc>
@@ -15040,7 +17940,7 @@
                 <w:color w:val="1C3A36"/>
                 <w:sz w:val="14"/>
               </w:rPr>
-              <w:t>Tier-3 fallback, FLAGGED INTERIM: the own-stock regression is unavailable because no FTSE ADX General Index history could be retrieved (seven sources attempted and logged); same-country peer betas need the same index. House precedent: EAND, TWOPOINTZERO. Sensitised 0.8-1.2</w:t>
+              <w:t>NCI share of profit: H1-2026 actual 1.8%</w:t>
             </w:r>
           </w:p>
         </w:tc>
@@ -15077,7 +17977,7 @@
                 <w:color w:val="1C3A36"/>
                 <w:sz w:val="14"/>
               </w:rPr>
-              <w:t>wd_term</w:t>
+              <w:t>dso_path</w:t>
             </w:r>
           </w:p>
         </w:tc>
@@ -15095,7 +17995,7 @@
                 <w:color w:val="1C3A36"/>
                 <w:sz w:val="14"/>
               </w:rPr>
-              <w:t>0.15</w:t>
+              <w:t>440 · 430 · 410 · 390 · 370</w:t>
             </w:r>
           </w:p>
         </w:tc>
@@ -15113,7 +18013,7 @@
                 <w:color w:val="1C3A36"/>
                 <w:sz w:val="14"/>
               </w:rPr>
-              <w:t>Terminal debt weight D/(D+E), normalised: current book gearing 12.8% on market values, construction-phase drawdowns push it up before land-bank cash releases pull it back</w:t>
+              <w:t>Receivable days (trade + contract + related-party receivables over revenue): FY2025 439 days, 30-Jun-2026 440 days — held flat through 2026 then declining as Department-of-Finance balances collect. THE collection caveat in one driver</w:t>
             </w:r>
           </w:p>
         </w:tc>
@@ -15150,7 +18050,7 @@
                 <w:color w:val="1C3A36"/>
                 <w:sz w:val="14"/>
               </w:rPr>
-              <w:t>g_term</w:t>
+              <w:t>inv_addition</w:t>
             </w:r>
           </w:p>
         </w:tc>
@@ -15168,7 +18068,7 @@
                 <w:color w:val="1C3A36"/>
                 <w:sz w:val="14"/>
               </w:rPr>
-              <w:t>0.025</w:t>
+              <w:t>0.1</w:t>
             </w:r>
           </w:p>
         </w:tc>
@@ -15186,7 +18086,7 @@
                 <w:color w:val="1C3A36"/>
                 <w:sz w:val="14"/>
               </w:rPr>
-              <w:t>Terminal growth 2.5%: long-run AED/USD-peg nominal growth; Abu Dhabi population and tourism growth support the real component</w:t>
+              <w:t>New-project WIP added per dirham of new development sales (mobilisation, infrastructure)</w:t>
             </w:r>
           </w:p>
         </w:tc>
@@ -15223,7 +18123,7 @@
                 <w:color w:val="1C3A36"/>
                 <w:sz w:val="14"/>
               </w:rPr>
-              <w:t>roic_term</w:t>
+              <w:t>inv_consumption</w:t>
             </w:r>
           </w:p>
         </w:tc>
@@ -15241,7 +18141,7 @@
                 <w:color w:val="1C3A36"/>
                 <w:sz w:val="14"/>
               </w:rPr>
-              <w:t>0.085</w:t>
+              <w:t>0.2</w:t>
             </w:r>
           </w:p>
         </w:tc>
@@ -15259,7 +18159,7 @@
                 <w:color w:val="1C3A36"/>
                 <w:sz w:val="14"/>
               </w:rPr>
-              <w:t>Terminal return on invested capital: FY2025 clean ROIC 6.6% rising as the at-cost land bank converts to recognised profit; capped near the terminal WACC + a thin spread</w:t>
+              <w:t>Share of RED direct costs drawn from the existing land bank / WIP (land content of cost of sales)</w:t>
             </w:r>
           </w:p>
         </w:tc>
@@ -15296,7 +18196,7 @@
                 <w:color w:val="1C3A36"/>
                 <w:sz w:val="14"/>
               </w:rPr>
-              <w:t>anchor_days</w:t>
+              <w:t>pay_cover</w:t>
             </w:r>
           </w:p>
         </w:tc>
@@ -15314,7 +18214,7 @@
                 <w:color w:val="1C3A36"/>
                 <w:sz w:val="14"/>
               </w:rPr>
-              <w:t>219</w:t>
+              <w:t>1.86 · 1.7 · 1.55 · 1.45 · 1.4</w:t>
             </w:r>
           </w:p>
         </w:tc>
@@ -15332,7 +18232,7 @@
                 <w:color w:val="1C3A36"/>
                 <w:sz w:val="14"/>
               </w:rPr>
-              <w:t>Days from the 31-Dec-2025 valuation date (the audited balance-sheet anchor) to the 7-Aug-2026 price anchor</w:t>
+              <w:t>Trade payables + customer advances + related-party payables as a multiple of annual direct costs: FY2025 2.62x (advance-heavy), 30-Jun-2026 1.86x; declining as handovers recognise advances. This is the presale-funding mechanism: customers, not the balance sheet, fund construction</w:t>
             </w:r>
           </w:p>
         </w:tc>
@@ -15369,7 +18269,7 @@
                 <w:color w:val="1C3A36"/>
                 <w:sz w:val="14"/>
               </w:rPr>
-              <w:t>new_sales_runoff</w:t>
+              <w:t>beta</w:t>
             </w:r>
           </w:p>
         </w:tc>
@@ -15387,7 +18287,7 @@
                 <w:color w:val="1C3A36"/>
                 <w:sz w:val="14"/>
               </w:rPr>
-              <w:t>15,000 · 12,000 · 10,000 · 9,000 · 8,000</w:t>
+              <w:t>1.03</w:t>
             </w:r>
           </w:p>
         </w:tc>
@@ -15405,7 +18305,7 @@
                 <w:color w:val="1C3A36"/>
                 <w:sz w:val="14"/>
               </w:rPr>
-              <w:t>ALTERNATIVE (run-off) path: new development sales halve from the record and keep fading — the mean-reversion reading of an ADREC market that grew 67% in a year</w:t>
+              <w:t>OWN-STOCK regression against an equal-weight proxy of the 18 ADX/DFM names in the house library (the official FTSE ADX General index remains unobtainable — 7 sources logged): 3-year weekly beta 1.025 (SE 0.109, R2 0.367, n 155, gate PASS); 5-year 1.071 (R2 0.142, spans the pre-2022 thin-trading regime); 2-year 1.055 (R2 0.460). Adopted 1.03, FLAGGED: proxy index, not the official benchmark. The Damodaran EM industry route (business-weighted unlevered 0.50 -&gt; relevered 0.56-0.59) is REJECTED as a primary: the 786-firm Real-Estate-Development row is dominated by highly-levered Chinese developers (D/E 1.97) unrepresentative of a UAE state platform; it is retained as a lower-bound cross-check. Sensitised 0.8-1.2</w:t>
             </w:r>
           </w:p>
         </w:tc>
@@ -15442,7 +18342,7 @@
                 <w:color w:val="1C3A36"/>
                 <w:sz w:val="14"/>
               </w:rPr>
-              <w:t>red_margin_runoff</w:t>
+              <w:t>beta_reg_detail</w:t>
             </w:r>
           </w:p>
         </w:tc>
@@ -15460,7 +18360,7 @@
                 <w:color w:val="1C3A36"/>
                 <w:sz w:val="14"/>
               </w:rPr>
-              <w:t>0.4 · 0.385 · 0.37 · 0.36 · 0.35</w:t>
+              <w:t>w3y: 1.025 · 0.109 · 0.367 · 155; w5y: 1.071 · 0.164 · 0.142 · 259; w2y: 1.055 · 0.114 · 0.46 · 103</w:t>
             </w:r>
           </w:p>
         </w:tc>
@@ -15478,7 +18378,7 @@
                 <w:color w:val="1C3A36"/>
                 <w:sz w:val="14"/>
               </w:rPr>
-              <w:t>Run-off RED margin: pricing power fades with volume</w:t>
+              <w:t>Regression detail (beta, SE, R2, n) per window: MODON weekly log-returns vs the equal-weight 18-name panel proxy, computed from the house price library</w:t>
             </w:r>
           </w:p>
         </w:tc>
@@ -15515,7 +18415,7 @@
                 <w:color w:val="1C3A36"/>
                 <w:sz w:val="14"/>
               </w:rPr>
-              <w:t>debt_path</w:t>
+              <w:t>g_term</w:t>
             </w:r>
           </w:p>
         </w:tc>
@@ -15533,7 +18433,7 @@
                 <w:color w:val="1C3A36"/>
                 <w:sz w:val="14"/>
               </w:rPr>
-              <w:t>9,700 · 9,900 · 9,200 · 8,300 · 7,400</w:t>
+              <w:t>0.025</w:t>
             </w:r>
           </w:p>
         </w:tc>
@@ -15551,7 +18451,7 @@
                 <w:color w:val="1C3A36"/>
                 <w:sz w:val="14"/>
               </w:rPr>
-              <w:t>Gross debt path (loans + related-party loan): H1-2026 actual already 9,542 as construction mobilises; amortising from FY2028 as land-bank cash releases fund the build</w:t>
+              <w:t>Terminal growth 2.5%</w:t>
             </w:r>
           </w:p>
         </w:tc>
@@ -15588,7 +18488,7 @@
                 <w:color w:val="1C3A36"/>
                 <w:sz w:val="14"/>
               </w:rPr>
-              <w:t>pe_just</w:t>
+              <w:t>roic_term</w:t>
             </w:r>
           </w:p>
         </w:tc>
@@ -15606,7 +18506,7 @@
                 <w:color w:val="1C3A36"/>
                 <w:sz w:val="14"/>
               </w:rPr>
-              <w:t>8</w:t>
+              <w:t>0.085</w:t>
             </w:r>
           </w:p>
         </w:tc>
@@ -15624,7 +18524,7 @@
                 <w:color w:val="1C3A36"/>
                 <w:sz w:val="14"/>
               </w:rPr>
-              <w:t>Justified P/E on FY2026E attributable profit: peer trailing set 4.1-7.5x (EmaarDev/Emaar/Aldar); premium to Aldar for the recurring-income mix and backlog growth, discounted for the ~15% free float and related-party revenue concentration</w:t>
+              <w:t>Terminal ROIC 8.5% — deliberately BELOW the model's own forecast path (which reaches ~15% by FY2030E as invested capital shrinks while NOPAT grows): a mean-reversion margin of safety on the block that carries ~70% of EV, and above the FY2025 clean achieved 6.1% because the at-cost land bank converts. Both anchors stated; the step-down is a choice, priced in sensitivity</w:t>
             </w:r>
           </w:p>
         </w:tc>
@@ -15661,7 +18561,7 @@
                 <w:color w:val="1C3A36"/>
                 <w:sz w:val="14"/>
               </w:rPr>
-              <w:t>ev_ebitda_just</w:t>
+              <w:t>debt_path</w:t>
             </w:r>
           </w:p>
         </w:tc>
@@ -15679,7 +18579,7 @@
                 <w:color w:val="1C3A36"/>
                 <w:sz w:val="14"/>
               </w:rPr>
-              <w:t>7</w:t>
+              <w:t>10,300 · 10,500 · 9,700 · 8,800 · 7,900</w:t>
             </w:r>
           </w:p>
         </w:tc>
@@ -15697,7 +18597,7 @@
                 <w:color w:val="1C3A36"/>
                 <w:sz w:val="14"/>
               </w:rPr>
-              <w:t>Justified EV/EBITDA on FY2026E: Aldar trailing ~5.6x (EV on net-debt-adjusted 61.2bn mcap vs 11.2bn EBITDA); premium for growth, discount for asset heaviness</w:t>
+              <w:t>Gross debt path incl. related-party loan from the 30-Jun-2026 actual 9,542: construction peak then amortising</w:t>
             </w:r>
           </w:p>
         </w:tc>
@@ -15734,7 +18634,7 @@
                 <w:color w:val="1C3A36"/>
                 <w:sz w:val="14"/>
               </w:rPr>
-              <w:t>norm_sales</w:t>
+              <w:t>wd_term_derived</w:t>
             </w:r>
           </w:p>
         </w:tc>
@@ -15752,7 +18652,7 @@
                 <w:color w:val="1C3A36"/>
                 <w:sz w:val="14"/>
               </w:rPr>
-              <w:t>18,000</w:t>
+              <w:t>0.0802</w:t>
             </w:r>
           </w:p>
         </w:tc>
@@ -15770,7 +18670,7 @@
                 <w:color w:val="1C3A36"/>
                 <w:sz w:val="14"/>
               </w:rPr>
-              <w:t>Through-cycle development sales: midpoint of the base terminal-year 19,000 and the run-off tail 8,000, weighted toward the ADREC structural-demand reading</w:t>
+              <w:t>Terminal debt weight DERIVED from the model's own FY2030E balance sheet: gross debt / (gross debt + book equity). Assumed-15% retired at revision 2</w:t>
             </w:r>
           </w:p>
         </w:tc>
@@ -15807,7 +18707,7 @@
                 <w:color w:val="1C3A36"/>
                 <w:sz w:val="14"/>
               </w:rPr>
-              <w:t>norm_margin</w:t>
+              <w:t>anchor_days</w:t>
             </w:r>
           </w:p>
         </w:tc>
@@ -15825,7 +18725,7 @@
                 <w:color w:val="1C3A36"/>
                 <w:sz w:val="14"/>
               </w:rPr>
-              <w:t>0.115</w:t>
+              <w:t>38</w:t>
             </w:r>
           </w:p>
         </w:tc>
@@ -15843,7 +18743,7 @@
                 <w:color w:val="1C3A36"/>
                 <w:sz w:val="14"/>
               </w:rPr>
-              <w:t>Through-cycle group net margin on revenue: FY2025 clean 10.8% (ex-fair-value/one-off), H1-2026 headline 24.0% flattered by land mix; mid-cycle 11.5%</w:t>
+              <w:t>Days from the 30-Jun-2026 valuation date (reviewed balance sheet) to the 7-Aug-2026 price anchor — the first edition's 219-day accretion from 31-Dec-2025 is retired with the restrike</w:t>
             </w:r>
           </w:p>
         </w:tc>
@@ -15880,7 +18780,7 @@
                 <w:color w:val="1C3A36"/>
                 <w:sz w:val="14"/>
               </w:rPr>
-              <w:t>norm_pe</w:t>
+              <w:t>new_sales_runoff</w:t>
             </w:r>
           </w:p>
         </w:tc>
@@ -15898,7 +18798,7 @@
                 <w:color w:val="1C3A36"/>
                 <w:sz w:val="14"/>
               </w:rPr>
-              <w:t>8.5</w:t>
+              <w:t>8,000 · 15,000 · 11,000 · 9,000 · 8,000</w:t>
             </w:r>
           </w:p>
         </w:tc>
@@ -15916,7 +18816,7 @@
                 <w:color w:val="1C3A36"/>
                 <w:sz w:val="14"/>
               </w:rPr>
-              <w:t>Through-cycle P/E on normalised earnings, midway between Aldar trailing 7.5x and the justified 8.0x with a growth nudge</w:t>
+              <w:t>RUN-OFF path, post-H1: launches halve from the realised pace and fade — now a stress reading, not a live alternative: the H1-2026 disclosure (26bn in six months) falsified the first edition's run-off premise as a central scenario</w:t>
             </w:r>
           </w:p>
         </w:tc>
@@ -15953,7 +18853,7 @@
                 <w:color w:val="1C3A36"/>
                 <w:sz w:val="14"/>
               </w:rPr>
-              <w:t>roe_sust</w:t>
+              <w:t>red_margin_runoff</w:t>
             </w:r>
           </w:p>
         </w:tc>
@@ -15971,7 +18871,7 @@
                 <w:color w:val="1C3A36"/>
                 <w:sz w:val="14"/>
               </w:rPr>
-              <w:t>0.075</w:t>
+              <w:t>0.4 · 0.385 · 0.37 · 0.36 · 0.35</w:t>
             </w:r>
           </w:p>
         </w:tc>
@@ -15989,7 +18889,7 @@
                 <w:color w:val="1C3A36"/>
                 <w:sz w:val="14"/>
               </w:rPr>
-              <w:t>Sustainable ROE: FY2025 attributable 4,020 on average attributable equity 51,789 = 7.8% reported; clean-basis ~7.0%; forward forecast 7.3-7.6%</w:t>
+              <w:t>Run-off margins</w:t>
             </w:r>
           </w:p>
         </w:tc>
@@ -16026,7 +18926,7 @@
                 <w:color w:val="1C3A36"/>
                 <w:sz w:val="14"/>
               </w:rPr>
-              <w:t>lens_weights</w:t>
+              <w:t>new_sales_bull</w:t>
             </w:r>
           </w:p>
         </w:tc>
@@ -16044,7 +18944,7 @@
                 <w:color w:val="1C3A36"/>
                 <w:sz w:val="14"/>
               </w:rPr>
-              <w:t>dcf: 0.4; relative: 0.2; normalized: 0.2; book: 0.2</w:t>
+              <w:t>15,000 · 34,000 · 34,000 · 34,000 · 34,000</w:t>
             </w:r>
           </w:p>
         </w:tc>
@@ -16062,7 +18962,7 @@
                 <w:color w:val="1C3A36"/>
                 <w:sz w:val="14"/>
               </w:rPr>
-              <w:t>DCF primary: the backlog gives unusual forward revenue visibility for a developer. Relative/normalised/book each 0.20: the peer set is cheap and liquid where MODON is tightly held, so the market lens is real evidence against the DCF, not decoration</w:t>
+              <w:t>GROWTH-HOLD path: sales hold near the realised H1-2026 annualised pace less the launch effect</w:t>
             </w:r>
           </w:p>
         </w:tc>
@@ -16099,7 +18999,7 @@
                 <w:color w:val="1C3A36"/>
                 <w:sz w:val="14"/>
               </w:rPr>
-              <w:t>e1_land_uplift</w:t>
+              <w:t>red_margin_bull</w:t>
             </w:r>
           </w:p>
         </w:tc>
@@ -16117,7 +19017,7 @@
                 <w:color w:val="1C3A36"/>
                 <w:sz w:val="14"/>
               </w:rPr>
-              <w:t>0.35</w:t>
+              <w:t>0.42 · 0.42 · 0.41 · 0.41 · 0.4</w:t>
             </w:r>
           </w:p>
         </w:tc>
@@ -16135,7 +19035,7 @@
                 <w:color w:val="1C3A36"/>
                 <w:sz w:val="14"/>
               </w:rPr>
-              <w:t>Expert 1 marks the at-cost land bank (26,611 land plots) up 35%: 2025 realised land sales carried a 67% gross margin on related-party pricing; an arms-length haircut halves that</w:t>
+              <w:t>Growth-hold margins (published in full at revision 2 — the first edition left this vector undisclosed)</w:t>
             </w:r>
           </w:p>
         </w:tc>
@@ -16172,7 +19072,7 @@
                 <w:color w:val="1C3A36"/>
                 <w:sz w:val="14"/>
               </w:rPr>
-              <w:t>e2_rp_haircut</w:t>
+              <w:t>pe_just</w:t>
             </w:r>
           </w:p>
         </w:tc>
@@ -16190,7 +19090,7 @@
                 <w:color w:val="1C3A36"/>
                 <w:sz w:val="14"/>
               </w:rPr>
-              <w:t>0.25</w:t>
+              <w:t>7.5</w:t>
             </w:r>
           </w:p>
         </w:tc>
@@ -16208,7 +19108,7 @@
                 <w:color w:val="1C3A36"/>
                 <w:sz w:val="14"/>
               </w:rPr>
-              <w:t>Expert 2 haircuts the AED 7.9bn net related-party receivable book 25% for timing/collection on non-arms-length land sales (H1-2026: 5.4bn further build-up, negative operating cash flow)</w:t>
+              <w:t>Justified P/E on FY2026E attributable profit: peer attributable trailing set 4.7x / 5.8x / 8.1x (EmaarDev / Emaar / Aldar). 7.5x = parity-minus with the sector leader: the growth and recurring-income premium and the 15%-float/related-party discount are treated as offsetting, stated as a judgement. (The first edition's 8.0x was described as a premium to Aldar off a broken peer table)</w:t>
             </w:r>
           </w:p>
         </w:tc>
@@ -16245,6 +19145,590 @@
                 <w:color w:val="1C3A36"/>
                 <w:sz w:val="14"/>
               </w:rPr>
+              <w:t>ev_ebitda_just</w:t>
+            </w:r>
+          </w:p>
+        </w:tc>
+        <w:tc>
+          <w:tcPr>
+            <w:tcW w:type="dxa" w:w="1656"/>
+          </w:tcPr>
+          <w:p>
+            <w:pPr>
+              <w:spacing w:after="20"/>
+              <w:jc w:val="right"/>
+            </w:pPr>
+            <w:r>
+              <w:rPr>
+                <w:color w:val="1C3A36"/>
+                <w:sz w:val="14"/>
+              </w:rPr>
+              <w:t>7</w:t>
+            </w:r>
+          </w:p>
+        </w:tc>
+        <w:tc>
+          <w:tcPr>
+            <w:tcW w:type="dxa" w:w="5616"/>
+          </w:tcPr>
+          <w:p>
+            <w:pPr>
+              <w:spacing w:after="20"/>
+              <w:jc w:val="right"/>
+            </w:pPr>
+            <w:r>
+              <w:rPr>
+                <w:color w:val="1C3A36"/>
+                <w:sz w:val="14"/>
+              </w:rPr>
+              <w:t>EV/EBITDA 7.0x — HOUSE JUDGEMENT WITHOUT A PEER ANCHOR (no peer EV/EBITDA is computable from reachable disclosures: peer net debt not held). Shown as a cross-check only; EXCLUDED from the lens average at revision 2</w:t>
+            </w:r>
+          </w:p>
+        </w:tc>
+        <w:tc>
+          <w:tcPr>
+            <w:tcW w:type="dxa" w:w="1080"/>
+          </w:tcPr>
+          <w:p>
+            <w:pPr>
+              <w:spacing w:after="20"/>
+              <w:jc w:val="right"/>
+            </w:pPr>
+            <w:r>
+              <w:rPr>
+                <w:color w:val="1C3A36"/>
+                <w:sz w:val="14"/>
+              </w:rPr>
+              <w:t>2026-08-09</w:t>
+            </w:r>
+          </w:p>
+        </w:tc>
+      </w:tr>
+      <w:tr>
+        <w:tc>
+          <w:tcPr>
+            <w:tcW w:type="dxa" w:w="1800"/>
+          </w:tcPr>
+          <w:p>
+            <w:pPr>
+              <w:spacing w:after="20"/>
+            </w:pPr>
+            <w:r>
+              <w:rPr>
+                <w:color w:val="1C3A36"/>
+                <w:sz w:val="14"/>
+              </w:rPr>
+              <w:t>norm_sales</w:t>
+            </w:r>
+          </w:p>
+        </w:tc>
+        <w:tc>
+          <w:tcPr>
+            <w:tcW w:type="dxa" w:w="1656"/>
+          </w:tcPr>
+          <w:p>
+            <w:pPr>
+              <w:spacing w:after="20"/>
+              <w:jc w:val="right"/>
+            </w:pPr>
+            <w:r>
+              <w:rPr>
+                <w:color w:val="1C3A36"/>
+                <w:sz w:val="14"/>
+              </w:rPr>
+              <w:t>20,000</w:t>
+            </w:r>
+          </w:p>
+        </w:tc>
+        <w:tc>
+          <w:tcPr>
+            <w:tcW w:type="dxa" w:w="5616"/>
+          </w:tcPr>
+          <w:p>
+            <w:pPr>
+              <w:spacing w:after="20"/>
+              <w:jc w:val="right"/>
+            </w:pPr>
+            <w:r>
+              <w:rPr>
+                <w:color w:val="1C3A36"/>
+                <w:sz w:val="14"/>
+              </w:rPr>
+              <w:t>Through-cycle development sales raised 18bn -&gt; 20bn: the realised H1-2026 26bn lifts the cycle evidence; still far below the 38bn FY2026E in-year pace</w:t>
+            </w:r>
+          </w:p>
+        </w:tc>
+        <w:tc>
+          <w:tcPr>
+            <w:tcW w:type="dxa" w:w="1080"/>
+          </w:tcPr>
+          <w:p>
+            <w:pPr>
+              <w:spacing w:after="20"/>
+              <w:jc w:val="right"/>
+            </w:pPr>
+            <w:r>
+              <w:rPr>
+                <w:color w:val="1C3A36"/>
+                <w:sz w:val="14"/>
+              </w:rPr>
+              <w:t>2026-08-09</w:t>
+            </w:r>
+          </w:p>
+        </w:tc>
+      </w:tr>
+      <w:tr>
+        <w:tc>
+          <w:tcPr>
+            <w:tcW w:type="dxa" w:w="1800"/>
+          </w:tcPr>
+          <w:p>
+            <w:pPr>
+              <w:spacing w:after="20"/>
+            </w:pPr>
+            <w:r>
+              <w:rPr>
+                <w:color w:val="1C3A36"/>
+                <w:sz w:val="14"/>
+              </w:rPr>
+              <w:t>norm_margin</w:t>
+            </w:r>
+          </w:p>
+        </w:tc>
+        <w:tc>
+          <w:tcPr>
+            <w:tcW w:type="dxa" w:w="1656"/>
+          </w:tcPr>
+          <w:p>
+            <w:pPr>
+              <w:spacing w:after="20"/>
+              <w:jc w:val="right"/>
+            </w:pPr>
+            <w:r>
+              <w:rPr>
+                <w:color w:val="1C3A36"/>
+                <w:sz w:val="14"/>
+              </w:rPr>
+              <w:t>0.115</w:t>
+            </w:r>
+          </w:p>
+        </w:tc>
+        <w:tc>
+          <w:tcPr>
+            <w:tcW w:type="dxa" w:w="5616"/>
+          </w:tcPr>
+          <w:p>
+            <w:pPr>
+              <w:spacing w:after="20"/>
+              <w:jc w:val="right"/>
+            </w:pPr>
+            <w:r>
+              <w:rPr>
+                <w:color w:val="1C3A36"/>
+                <w:sz w:val="14"/>
+              </w:rPr>
+              <w:t>Through-cycle net margin</w:t>
+            </w:r>
+          </w:p>
+        </w:tc>
+        <w:tc>
+          <w:tcPr>
+            <w:tcW w:type="dxa" w:w="1080"/>
+          </w:tcPr>
+          <w:p>
+            <w:pPr>
+              <w:spacing w:after="20"/>
+              <w:jc w:val="right"/>
+            </w:pPr>
+            <w:r>
+              <w:rPr>
+                <w:color w:val="1C3A36"/>
+                <w:sz w:val="14"/>
+              </w:rPr>
+              <w:t>2026-08-09</w:t>
+            </w:r>
+          </w:p>
+        </w:tc>
+      </w:tr>
+      <w:tr>
+        <w:tc>
+          <w:tcPr>
+            <w:tcW w:type="dxa" w:w="1800"/>
+          </w:tcPr>
+          <w:p>
+            <w:pPr>
+              <w:spacing w:after="20"/>
+            </w:pPr>
+            <w:r>
+              <w:rPr>
+                <w:color w:val="1C3A36"/>
+                <w:sz w:val="14"/>
+              </w:rPr>
+              <w:t>norm_pe</w:t>
+            </w:r>
+          </w:p>
+        </w:tc>
+        <w:tc>
+          <w:tcPr>
+            <w:tcW w:type="dxa" w:w="1656"/>
+          </w:tcPr>
+          <w:p>
+            <w:pPr>
+              <w:spacing w:after="20"/>
+              <w:jc w:val="right"/>
+            </w:pPr>
+            <w:r>
+              <w:rPr>
+                <w:color w:val="1C3A36"/>
+                <w:sz w:val="14"/>
+              </w:rPr>
+              <w:t>8.5</w:t>
+            </w:r>
+          </w:p>
+        </w:tc>
+        <w:tc>
+          <w:tcPr>
+            <w:tcW w:type="dxa" w:w="5616"/>
+          </w:tcPr>
+          <w:p>
+            <w:pPr>
+              <w:spacing w:after="20"/>
+              <w:jc w:val="right"/>
+            </w:pPr>
+            <w:r>
+              <w:rPr>
+                <w:color w:val="1C3A36"/>
+                <w:sz w:val="14"/>
+              </w:rPr>
+              <w:t>Through-cycle P/E</w:t>
+            </w:r>
+          </w:p>
+        </w:tc>
+        <w:tc>
+          <w:tcPr>
+            <w:tcW w:type="dxa" w:w="1080"/>
+          </w:tcPr>
+          <w:p>
+            <w:pPr>
+              <w:spacing w:after="20"/>
+              <w:jc w:val="right"/>
+            </w:pPr>
+            <w:r>
+              <w:rPr>
+                <w:color w:val="1C3A36"/>
+                <w:sz w:val="14"/>
+              </w:rPr>
+              <w:t>2026-08-09</w:t>
+            </w:r>
+          </w:p>
+        </w:tc>
+      </w:tr>
+      <w:tr>
+        <w:tc>
+          <w:tcPr>
+            <w:tcW w:type="dxa" w:w="1800"/>
+          </w:tcPr>
+          <w:p>
+            <w:pPr>
+              <w:spacing w:after="20"/>
+            </w:pPr>
+            <w:r>
+              <w:rPr>
+                <w:color w:val="1C3A36"/>
+                <w:sz w:val="14"/>
+              </w:rPr>
+              <w:t>roe_sust</w:t>
+            </w:r>
+          </w:p>
+        </w:tc>
+        <w:tc>
+          <w:tcPr>
+            <w:tcW w:type="dxa" w:w="1656"/>
+          </w:tcPr>
+          <w:p>
+            <w:pPr>
+              <w:spacing w:after="20"/>
+              <w:jc w:val="right"/>
+            </w:pPr>
+            <w:r>
+              <w:rPr>
+                <w:color w:val="1C3A36"/>
+                <w:sz w:val="14"/>
+              </w:rPr>
+              <w:t>0.075</w:t>
+            </w:r>
+          </w:p>
+        </w:tc>
+        <w:tc>
+          <w:tcPr>
+            <w:tcW w:type="dxa" w:w="5616"/>
+          </w:tcPr>
+          <w:p>
+            <w:pPr>
+              <w:spacing w:after="20"/>
+              <w:jc w:val="right"/>
+            </w:pPr>
+            <w:r>
+              <w:rPr>
+                <w:color w:val="1C3A36"/>
+                <w:sz w:val="14"/>
+              </w:rPr>
+              <w:t>Sustainable ROE 7.5%. Receipts, one cleaning only: mechanical FY2025 clean ROE (ex the 735.1 of fair-value/disposal gains, tax-effected) = 6.6%; the model's own forward attributable ROE path runs 7.8% -&gt; 9.8%. 7.5% sits between the two, below the forward path — a forward-sustainable judgement, not a historical cleaning (the first edition conflated the two)</w:t>
+            </w:r>
+          </w:p>
+        </w:tc>
+        <w:tc>
+          <w:tcPr>
+            <w:tcW w:type="dxa" w:w="1080"/>
+          </w:tcPr>
+          <w:p>
+            <w:pPr>
+              <w:spacing w:after="20"/>
+              <w:jc w:val="right"/>
+            </w:pPr>
+            <w:r>
+              <w:rPr>
+                <w:color w:val="1C3A36"/>
+                <w:sz w:val="14"/>
+              </w:rPr>
+              <w:t>2026-08-09</w:t>
+            </w:r>
+          </w:p>
+        </w:tc>
+      </w:tr>
+      <w:tr>
+        <w:tc>
+          <w:tcPr>
+            <w:tcW w:type="dxa" w:w="1800"/>
+          </w:tcPr>
+          <w:p>
+            <w:pPr>
+              <w:spacing w:after="20"/>
+            </w:pPr>
+            <w:r>
+              <w:rPr>
+                <w:color w:val="1C3A36"/>
+                <w:sz w:val="14"/>
+              </w:rPr>
+              <w:t>lens_weights</w:t>
+            </w:r>
+          </w:p>
+        </w:tc>
+        <w:tc>
+          <w:tcPr>
+            <w:tcW w:type="dxa" w:w="1656"/>
+          </w:tcPr>
+          <w:p>
+            <w:pPr>
+              <w:spacing w:after="20"/>
+              <w:jc w:val="right"/>
+            </w:pPr>
+            <w:r>
+              <w:rPr>
+                <w:color w:val="1C3A36"/>
+                <w:sz w:val="14"/>
+              </w:rPr>
+              <w:t>dcf: 0.4; relative: 0.2; normalized: 0.2; book: 0.2</w:t>
+            </w:r>
+          </w:p>
+        </w:tc>
+        <w:tc>
+          <w:tcPr>
+            <w:tcW w:type="dxa" w:w="5616"/>
+          </w:tcPr>
+          <w:p>
+            <w:pPr>
+              <w:spacing w:after="20"/>
+              <w:jc w:val="right"/>
+            </w:pPr>
+            <w:r>
+              <w:rPr>
+                <w:color w:val="1C3A36"/>
+                <w:sz w:val="14"/>
+              </w:rPr>
+              <w:t>Weights unchanged: DCF primary on backlog visibility; three market lenses carry 60% jointly — that structure, not an additional holdco discount, is how float/governance friction is priced (a 30% haircut on top would double-count it; the reading is still shown in section 4)</w:t>
+            </w:r>
+          </w:p>
+        </w:tc>
+        <w:tc>
+          <w:tcPr>
+            <w:tcW w:type="dxa" w:w="1080"/>
+          </w:tcPr>
+          <w:p>
+            <w:pPr>
+              <w:spacing w:after="20"/>
+              <w:jc w:val="right"/>
+            </w:pPr>
+            <w:r>
+              <w:rPr>
+                <w:color w:val="1C3A36"/>
+                <w:sz w:val="14"/>
+              </w:rPr>
+              <w:t>2026-08-09</w:t>
+            </w:r>
+          </w:p>
+        </w:tc>
+      </w:tr>
+      <w:tr>
+        <w:tc>
+          <w:tcPr>
+            <w:tcW w:type="dxa" w:w="1800"/>
+          </w:tcPr>
+          <w:p>
+            <w:pPr>
+              <w:spacing w:after="20"/>
+            </w:pPr>
+            <w:r>
+              <w:rPr>
+                <w:color w:val="1C3A36"/>
+                <w:sz w:val="14"/>
+              </w:rPr>
+              <w:t>e1_land_uplift</w:t>
+            </w:r>
+          </w:p>
+        </w:tc>
+        <w:tc>
+          <w:tcPr>
+            <w:tcW w:type="dxa" w:w="1656"/>
+          </w:tcPr>
+          <w:p>
+            <w:pPr>
+              <w:spacing w:after="20"/>
+              <w:jc w:val="right"/>
+            </w:pPr>
+            <w:r>
+              <w:rPr>
+                <w:color w:val="1C3A36"/>
+                <w:sz w:val="14"/>
+              </w:rPr>
+              <w:t>0.337</w:t>
+            </w:r>
+          </w:p>
+        </w:tc>
+        <w:tc>
+          <w:tcPr>
+            <w:tcW w:type="dxa" w:w="5616"/>
+          </w:tcPr>
+          <w:p>
+            <w:pPr>
+              <w:spacing w:after="20"/>
+              <w:jc w:val="right"/>
+            </w:pPr>
+            <w:r>
+              <w:rPr>
+                <w:color w:val="1C3A36"/>
+                <w:sz w:val="14"/>
+              </w:rPr>
+              <w:t>Expert 1 land mark-up = exactly HALF the realised 67.4% related-party land-sale gross margin (1 - 818.033/2,512.837), as the arms-length haircut — the first edition said "half" but used 35%; aligned at revision 2</w:t>
+            </w:r>
+          </w:p>
+        </w:tc>
+        <w:tc>
+          <w:tcPr>
+            <w:tcW w:type="dxa" w:w="1080"/>
+          </w:tcPr>
+          <w:p>
+            <w:pPr>
+              <w:spacing w:after="20"/>
+              <w:jc w:val="right"/>
+            </w:pPr>
+            <w:r>
+              <w:rPr>
+                <w:color w:val="1C3A36"/>
+                <w:sz w:val="14"/>
+              </w:rPr>
+              <w:t>2026-08-09</w:t>
+            </w:r>
+          </w:p>
+        </w:tc>
+      </w:tr>
+      <w:tr>
+        <w:tc>
+          <w:tcPr>
+            <w:tcW w:type="dxa" w:w="1800"/>
+          </w:tcPr>
+          <w:p>
+            <w:pPr>
+              <w:spacing w:after="20"/>
+            </w:pPr>
+            <w:r>
+              <w:rPr>
+                <w:color w:val="1C3A36"/>
+                <w:sz w:val="14"/>
+              </w:rPr>
+              <w:t>e2_rp_haircut</w:t>
+            </w:r>
+          </w:p>
+        </w:tc>
+        <w:tc>
+          <w:tcPr>
+            <w:tcW w:type="dxa" w:w="1656"/>
+          </w:tcPr>
+          <w:p>
+            <w:pPr>
+              <w:spacing w:after="20"/>
+              <w:jc w:val="right"/>
+            </w:pPr>
+            <w:r>
+              <w:rPr>
+                <w:color w:val="1C3A36"/>
+                <w:sz w:val="14"/>
+              </w:rPr>
+              <w:t>0.25</w:t>
+            </w:r>
+          </w:p>
+        </w:tc>
+        <w:tc>
+          <w:tcPr>
+            <w:tcW w:type="dxa" w:w="5616"/>
+          </w:tcPr>
+          <w:p>
+            <w:pPr>
+              <w:spacing w:after="20"/>
+              <w:jc w:val="right"/>
+            </w:pPr>
+            <w:r>
+              <w:rPr>
+                <w:color w:val="1C3A36"/>
+                <w:sz w:val="14"/>
+              </w:rPr>
+              <w:t>Expert 2 haircut on the related-party receivable book (30-Jun-2026: 10,756 gross due-from)</w:t>
+            </w:r>
+          </w:p>
+        </w:tc>
+        <w:tc>
+          <w:tcPr>
+            <w:tcW w:type="dxa" w:w="1080"/>
+          </w:tcPr>
+          <w:p>
+            <w:pPr>
+              <w:spacing w:after="20"/>
+              <w:jc w:val="right"/>
+            </w:pPr>
+            <w:r>
+              <w:rPr>
+                <w:color w:val="1C3A36"/>
+                <w:sz w:val="14"/>
+              </w:rPr>
+              <w:t>2026-08-09</w:t>
+            </w:r>
+          </w:p>
+        </w:tc>
+      </w:tr>
+      <w:tr>
+        <w:tc>
+          <w:tcPr>
+            <w:tcW w:type="dxa" w:w="1800"/>
+          </w:tcPr>
+          <w:p>
+            <w:pPr>
+              <w:spacing w:after="20"/>
+            </w:pPr>
+            <w:r>
+              <w:rPr>
+                <w:color w:val="1C3A36"/>
+                <w:sz w:val="14"/>
+              </w:rPr>
               <w:t>e3_pe</w:t>
             </w:r>
           </w:p>
@@ -16263,7 +19747,7 @@
                 <w:color w:val="1C3A36"/>
                 <w:sz w:val="14"/>
               </w:rPr>
-              <w:t>6.5</w:t>
+              <w:t>6.2</w:t>
             </w:r>
           </w:p>
         </w:tc>
@@ -16281,7 +19765,7 @@
                 <w:color w:val="1C3A36"/>
                 <w:sz w:val="14"/>
               </w:rPr>
-              <w:t>Expert 3 prices MODON at the peer-set centre (Aldar 7.5x, Emaar 5.3x, EmaarDev 4.1x): a government developer earns the sector multiple, not a premium, once the growth premium is competed away</w:t>
+              <w:t>Expert 3 multiple = the arithmetic MEAN of the rebuilt attributable peer set (4.73 + 5.78 + 8.10)/3 = 6.20x — the first edition claimed "centre of the set" but used 6.5x; the statistic is now the one named</w:t>
             </w:r>
           </w:p>
         </w:tc>
